--- a/기획/자원 판매&게임 진행 시스템.docx
+++ b/기획/자원 판매&게임 진행 시스템.docx
@@ -39,7 +39,55 @@
       </w:r>
       <w:proofErr w:type="spellEnd"/>
       <w:r>
-        <w:t xml:space="preserve"> 설치한다.</w:t>
+        <w:t xml:space="preserve"> </w:t>
+      </w:r>
+      <w:proofErr w:type="spellStart"/>
+      <w:r>
+        <w:rPr>
+          <w:rFonts w:hint="eastAsia"/>
+        </w:rPr>
+        <w:t>랜덤한</w:t>
+      </w:r>
+      <w:proofErr w:type="spellEnd"/>
+      <w:r>
+        <w:rPr>
+          <w:rFonts w:hint="eastAsia"/>
+        </w:rPr>
+        <w:t xml:space="preserve"> 위치에 </w:t>
+      </w:r>
+      <w:r>
+        <w:t>설치한다.</w:t>
+      </w:r>
+      <w:r>
+        <w:rPr>
+          <w:rFonts w:hint="eastAsia"/>
+        </w:rPr>
+        <w:t xml:space="preserve"> 단, 판매기는 한 큐브에 하나만 생성될 수 있다.</w:t>
+      </w:r>
+    </w:p>
+    <w:p>
+      <w:pPr>
+        <w:rPr>
+          <w:rFonts w:hint="eastAsia"/>
+        </w:rPr>
+      </w:pPr>
+      <w:r>
+        <w:rPr>
+          <w:rFonts w:hint="eastAsia"/>
+        </w:rPr>
+        <w:t>(***얇은 통로 같은 곳에</w:t>
+      </w:r>
+      <w:r>
+        <w:rPr>
+          <w:rFonts w:hint="eastAsia"/>
+        </w:rPr>
+        <w:t xml:space="preserve"> 생기면 이동이 불편할 것 같아서</w:t>
+      </w:r>
+      <w:r>
+        <w:rPr>
+          <w:rFonts w:hint="eastAsia"/>
+        </w:rPr>
+        <w:t xml:space="preserve"> 생성 위치를 제한해야 될 것 같음)</w:t>
       </w:r>
     </w:p>
     <w:p>
@@ -48,11 +96,6 @@
       </w:r>
     </w:p>
     <w:p>
-      <w:pPr>
-        <w:rPr>
-          <w:rFonts w:hint="eastAsia"/>
-        </w:rPr>
-      </w:pPr>
       <w:r>
         <w:rPr>
           <w:rFonts w:hint="eastAsia"/>
@@ -75,21 +118,11 @@
       </w:r>
     </w:p>
     <w:p>
-      <w:pPr>
-        <w:rPr>
-          <w:rFonts w:hint="eastAsia"/>
-        </w:rPr>
-      </w:pPr>
       <w:r>
         <w:t>- 판매기는 한 대 당 특정 금액 이상 판매하면 더이상 사용할 수 없다.</w:t>
       </w:r>
     </w:p>
     <w:p>
-      <w:pPr>
-        <w:rPr>
-          <w:rFonts w:hint="eastAsia"/>
-        </w:rPr>
-      </w:pPr>
       <w:r>
         <w:t>O</w:t>
       </w:r>
@@ -97,16 +130,8 @@
         <w:rPr>
           <w:rFonts w:hint="eastAsia"/>
         </w:rPr>
-        <w:t xml:space="preserve">r 특정 무게 이하로만 한 번에 판매할 수 </w:t>
-      </w:r>
-      <w:proofErr w:type="gramStart"/>
-      <w:r>
-        <w:rPr>
-          <w:rFonts w:hint="eastAsia"/>
-        </w:rPr>
-        <w:t>있다..?</w:t>
-      </w:r>
-      <w:proofErr w:type="gramEnd"/>
+        <w:t>r 특정 무게 이하로만 한 번에 판매할 수 있다..?</w:t>
+      </w:r>
     </w:p>
     <w:p>
       <w:r>
@@ -332,11 +357,6 @@
       </w:r>
     </w:p>
     <w:p>
-      <w:pPr>
-        <w:rPr>
-          <w:rFonts w:hint="eastAsia"/>
-        </w:rPr>
-      </w:pPr>
       <w:r>
         <w:rPr>
           <w:rFonts w:hint="eastAsia"/>
@@ -352,6 +372,56 @@
     </w:sectPr>
   </w:body>
 </w:document>
+</file>
+
+<file path=word/endnotes.xml><?xml version="1.0" encoding="utf-8"?>
+<w:endnotes xmlns:wpc="http://schemas.microsoft.com/office/word/2010/wordprocessingCanvas" xmlns:cx="http://schemas.microsoft.com/office/drawing/2014/chartex" xmlns:cx1="http://schemas.microsoft.com/office/drawing/2015/9/8/chartex" xmlns:cx2="http://schemas.microsoft.com/office/drawing/2015/10/21/chartex" xmlns:cx3="http://schemas.microsoft.com/office/drawing/2016/5/9/chartex" xmlns:cx4="http://schemas.microsoft.com/office/drawing/2016/5/10/chartex" xmlns:cx5="http://schemas.microsoft.com/office/drawing/2016/5/11/chartex" xmlns:cx6="http://schemas.microsoft.com/office/drawing/2016/5/12/chartex" xmlns:cx7="http://schemas.microsoft.com/office/drawing/2016/5/13/chartex" xmlns:cx8="http://schemas.microsoft.com/office/drawing/2016/5/14/chartex" xmlns:mc="http://schemas.openxmlformats.org/markup-compatibility/2006" xmlns:aink="http://schemas.microsoft.com/office/drawing/2016/ink" xmlns:am3d="http://schemas.microsoft.com/office/drawing/2017/model3d" xmlns:o="urn:schemas-microsoft-com:office:office" xmlns:oel="http://schemas.microsoft.com/office/2019/extlst" xmlns:r="http://schemas.openxmlformats.org/officeDocument/2006/relationships" xmlns:m="http://schemas.openxmlformats.org/officeDocument/2006/math" xmlns:v="urn:schemas-microsoft-com:vml" xmlns:wp14="http://schemas.microsoft.com/office/word/2010/wordprocessingDrawing" xmlns:wp="http://schemas.openxmlformats.org/drawingml/2006/wordprocessingDrawing" xmlns:w10="urn:schemas-microsoft-com:office:word" xmlns:w="http://schemas.openxmlformats.org/wordprocessingml/2006/main" xmlns:w14="http://schemas.microsoft.com/office/word/2010/wordml" xmlns:w15="http://schemas.microsoft.com/office/word/2012/wordml" xmlns:w16cex="http://schemas.microsoft.com/office/word/2018/wordml/cex" xmlns:w16cid="http://schemas.microsoft.com/office/word/2016/wordml/cid" xmlns:w16="http://schemas.microsoft.com/office/word/2018/wordml" xmlns:w16du="http://schemas.microsoft.com/office/word/2023/wordml/word16du" xmlns:w16sdtdh="http://schemas.microsoft.com/office/word/2020/wordml/sdtdatahash" xmlns:w16sdtfl="http://schemas.microsoft.com/office/word/2024/wordml/sdtformatlock" xmlns:w16se="http://schemas.microsoft.com/office/word/2015/wordml/symex" xmlns:wpg="http://schemas.microsoft.com/office/word/2010/wordprocessingGroup" xmlns:wpi="http://schemas.microsoft.com/office/word/2010/wordprocessingInk" xmlns:wne="http://schemas.microsoft.com/office/word/2006/wordml" xmlns:wps="http://schemas.microsoft.com/office/word/2010/wordprocessingShape" mc:Ignorable="w14 w15 w16se w16cid w16 w16cex w16sdtdh w16sdtfl w16du wp14">
+  <w:endnote w:type="separator" w:id="-1">
+    <w:p>
+      <w:pPr>
+        <w:spacing w:after="0"/>
+      </w:pPr>
+      <w:r>
+        <w:separator/>
+      </w:r>
+    </w:p>
+  </w:endnote>
+  <w:endnote w:type="continuationSeparator" w:id="0">
+    <w:p>
+      <w:pPr>
+        <w:spacing w:after="0"/>
+      </w:pPr>
+      <w:r>
+        <w:continuationSeparator/>
+      </w:r>
+    </w:p>
+  </w:endnote>
+</w:endnotes>
+</file>
+
+<file path=word/footnotes.xml><?xml version="1.0" encoding="utf-8"?>
+<w:footnotes xmlns:wpc="http://schemas.microsoft.com/office/word/2010/wordprocessingCanvas" xmlns:cx="http://schemas.microsoft.com/office/drawing/2014/chartex" xmlns:cx1="http://schemas.microsoft.com/office/drawing/2015/9/8/chartex" xmlns:cx2="http://schemas.microsoft.com/office/drawing/2015/10/21/chartex" xmlns:cx3="http://schemas.microsoft.com/office/drawing/2016/5/9/chartex" xmlns:cx4="http://schemas.microsoft.com/office/drawing/2016/5/10/chartex" xmlns:cx5="http://schemas.microsoft.com/office/drawing/2016/5/11/chartex" xmlns:cx6="http://schemas.microsoft.com/office/drawing/2016/5/12/chartex" xmlns:cx7="http://schemas.microsoft.com/office/drawing/2016/5/13/chartex" xmlns:cx8="http://schemas.microsoft.com/office/drawing/2016/5/14/chartex" xmlns:mc="http://schemas.openxmlformats.org/markup-compatibility/2006" xmlns:aink="http://schemas.microsoft.com/office/drawing/2016/ink" xmlns:am3d="http://schemas.microsoft.com/office/drawing/2017/model3d" xmlns:o="urn:schemas-microsoft-com:office:office" xmlns:oel="http://schemas.microsoft.com/office/2019/extlst" xmlns:r="http://schemas.openxmlformats.org/officeDocument/2006/relationships" xmlns:m="http://schemas.openxmlformats.org/officeDocument/2006/math" xmlns:v="urn:schemas-microsoft-com:vml" xmlns:wp14="http://schemas.microsoft.com/office/word/2010/wordprocessingDrawing" xmlns:wp="http://schemas.openxmlformats.org/drawingml/2006/wordprocessingDrawing" xmlns:w10="urn:schemas-microsoft-com:office:word" xmlns:w="http://schemas.openxmlformats.org/wordprocessingml/2006/main" xmlns:w14="http://schemas.microsoft.com/office/word/2010/wordml" xmlns:w15="http://schemas.microsoft.com/office/word/2012/wordml" xmlns:w16cex="http://schemas.microsoft.com/office/word/2018/wordml/cex" xmlns:w16cid="http://schemas.microsoft.com/office/word/2016/wordml/cid" xmlns:w16="http://schemas.microsoft.com/office/word/2018/wordml" xmlns:w16du="http://schemas.microsoft.com/office/word/2023/wordml/word16du" xmlns:w16sdtdh="http://schemas.microsoft.com/office/word/2020/wordml/sdtdatahash" xmlns:w16sdtfl="http://schemas.microsoft.com/office/word/2024/wordml/sdtformatlock" xmlns:w16se="http://schemas.microsoft.com/office/word/2015/wordml/symex" xmlns:wpg="http://schemas.microsoft.com/office/word/2010/wordprocessingGroup" xmlns:wpi="http://schemas.microsoft.com/office/word/2010/wordprocessingInk" xmlns:wne="http://schemas.microsoft.com/office/word/2006/wordml" xmlns:wps="http://schemas.microsoft.com/office/word/2010/wordprocessingShape" mc:Ignorable="w14 w15 w16se w16cid w16 w16cex w16sdtdh w16sdtfl w16du wp14">
+  <w:footnote w:type="separator" w:id="-1">
+    <w:p>
+      <w:pPr>
+        <w:spacing w:after="0"/>
+      </w:pPr>
+      <w:r>
+        <w:separator/>
+      </w:r>
+    </w:p>
+  </w:footnote>
+  <w:footnote w:type="continuationSeparator" w:id="0">
+    <w:p>
+      <w:pPr>
+        <w:spacing w:after="0"/>
+      </w:pPr>
+      <w:r>
+        <w:continuationSeparator/>
+      </w:r>
+    </w:p>
+  </w:footnote>
+</w:footnotes>
 </file>
 
 <file path=word/styles.xml><?xml version="1.0" encoding="utf-8"?>
@@ -1264,6 +1334,50 @@
       <w:spacing w:val="5"/>
     </w:rPr>
   </w:style>
+  <w:style w:type="paragraph" w:styleId="aa">
+    <w:name w:val="header"/>
+    <w:basedOn w:val="a"/>
+    <w:link w:val="Char3"/>
+    <w:uiPriority w:val="99"/>
+    <w:unhideWhenUsed/>
+    <w:rsid w:val="00E0130E"/>
+    <w:pPr>
+      <w:tabs>
+        <w:tab w:val="center" w:pos="4513"/>
+        <w:tab w:val="right" w:pos="9026"/>
+      </w:tabs>
+      <w:snapToGrid w:val="0"/>
+    </w:pPr>
+  </w:style>
+  <w:style w:type="character" w:customStyle="1" w:styleId="Char3">
+    <w:name w:val="머리글 Char"/>
+    <w:basedOn w:val="a0"/>
+    <w:link w:val="aa"/>
+    <w:uiPriority w:val="99"/>
+    <w:rsid w:val="00E0130E"/>
+  </w:style>
+  <w:style w:type="paragraph" w:styleId="ab">
+    <w:name w:val="footer"/>
+    <w:basedOn w:val="a"/>
+    <w:link w:val="Char4"/>
+    <w:uiPriority w:val="99"/>
+    <w:unhideWhenUsed/>
+    <w:rsid w:val="00E0130E"/>
+    <w:pPr>
+      <w:tabs>
+        <w:tab w:val="center" w:pos="4513"/>
+        <w:tab w:val="right" w:pos="9026"/>
+      </w:tabs>
+      <w:snapToGrid w:val="0"/>
+    </w:pPr>
+  </w:style>
+  <w:style w:type="character" w:customStyle="1" w:styleId="Char4">
+    <w:name w:val="바닥글 Char"/>
+    <w:basedOn w:val="a0"/>
+    <w:link w:val="ab"/>
+    <w:uiPriority w:val="99"/>
+    <w:rsid w:val="00E0130E"/>
+  </w:style>
 </w:styles>
 </file>
 

--- a/기획/자원 판매&게임 진행 시스템.docx
+++ b/기획/자원 판매&게임 진행 시스템.docx
@@ -4,65 +4,1228 @@
   <w:body>
     <w:p>
       <w:r>
-        <w:t>[자원 판매]</w:t>
+        <w:rPr>
+          <w:rFonts w:hint="eastAsia"/>
+        </w:rPr>
+        <w:t>[판매기(</w:t>
+      </w:r>
+      <w:proofErr w:type="spellStart"/>
+      <w:r>
+        <w:rPr>
+          <w:rFonts w:hint="eastAsia"/>
+        </w:rPr>
+        <w:t>SellingMachine</w:t>
+      </w:r>
+      <w:proofErr w:type="spellEnd"/>
+      <w:r>
+        <w:rPr>
+          <w:rFonts w:hint="eastAsia"/>
+        </w:rPr>
+        <w:t>)]</w:t>
+      </w:r>
+    </w:p>
+    <w:p>
+      <w:r>
+        <w:rPr>
+          <w:noProof/>
+        </w:rPr>
+        <mc:AlternateContent>
+          <mc:Choice Requires="wps">
+            <w:drawing>
+              <wp:anchor distT="0" distB="0" distL="114300" distR="114300" simplePos="0" relativeHeight="251676672" behindDoc="0" locked="0" layoutInCell="1" allowOverlap="1" wp14:anchorId="065E5D1D" wp14:editId="640E64CA">
+                <wp:simplePos x="0" y="0"/>
+                <wp:positionH relativeFrom="column">
+                  <wp:posOffset>1417320</wp:posOffset>
+                </wp:positionH>
+                <wp:positionV relativeFrom="paragraph">
+                  <wp:posOffset>3370580</wp:posOffset>
+                </wp:positionV>
+                <wp:extent cx="889000" cy="450850"/>
+                <wp:effectExtent l="0" t="0" r="0" b="6350"/>
+                <wp:wrapNone/>
+                <wp:docPr id="279016766" name="Text Box 12"/>
+                <wp:cNvGraphicFramePr/>
+                <a:graphic xmlns:a="http://schemas.openxmlformats.org/drawingml/2006/main">
+                  <a:graphicData uri="http://schemas.microsoft.com/office/word/2010/wordprocessingShape">
+                    <wps:wsp>
+                      <wps:cNvSpPr txBox="1"/>
+                      <wps:spPr>
+                        <a:xfrm>
+                          <a:off x="0" y="0"/>
+                          <a:ext cx="889000" cy="450850"/>
+                        </a:xfrm>
+                        <a:prstGeom prst="rect">
+                          <a:avLst/>
+                        </a:prstGeom>
+                        <a:noFill/>
+                        <a:ln w="6350">
+                          <a:noFill/>
+                        </a:ln>
+                      </wps:spPr>
+                      <wps:txbx>
+                        <w:txbxContent>
+                          <w:p>
+                            <w:pPr>
+                              <w:jc w:val="center"/>
+                              <w:rPr>
+                                <w:rFonts w:hint="eastAsia"/>
+                                <w:b/>
+                                <w:bCs/>
+                                <w:color w:val="E8E8E8" w:themeColor="background2"/>
+                                <w:sz w:val="14"/>
+                                <w:szCs w:val="16"/>
+                              </w:rPr>
+                            </w:pPr>
+                            <w:r>
+                              <w:rPr>
+                                <w:rFonts w:hint="eastAsia"/>
+                                <w:b/>
+                                <w:bCs/>
+                                <w:color w:val="E8E8E8" w:themeColor="background2"/>
+                                <w:sz w:val="14"/>
+                                <w:szCs w:val="16"/>
+                                <w:highlight w:val="black"/>
+                              </w:rPr>
+                              <w:t>닫힌 상태</w:t>
+                            </w:r>
+                            <w:r>
+                              <w:rPr>
+                                <w:b/>
+                                <w:bCs/>
+                                <w:color w:val="E8E8E8" w:themeColor="background2"/>
+                                <w:sz w:val="14"/>
+                                <w:szCs w:val="16"/>
+                                <w:highlight w:val="black"/>
+                              </w:rPr>
+                              <w:br/>
+                            </w:r>
+                            <w:r>
+                              <w:rPr>
+                                <w:rFonts w:hint="eastAsia"/>
+                                <w:b/>
+                                <w:bCs/>
+                                <w:color w:val="E8E8E8" w:themeColor="background2"/>
+                                <w:sz w:val="14"/>
+                                <w:szCs w:val="16"/>
+                                <w:highlight w:val="black"/>
+                              </w:rPr>
+                              <w:t>(판매 불가능)</w:t>
+                            </w:r>
+                          </w:p>
+                        </w:txbxContent>
+                      </wps:txbx>
+                      <wps:bodyPr rot="0" spcFirstLastPara="0" vertOverflow="overflow" horzOverflow="overflow" vert="horz" wrap="square" lIns="91440" tIns="45720" rIns="91440" bIns="45720" numCol="1" spcCol="0" rtlCol="0" fromWordArt="0" anchor="t" anchorCtr="0" forceAA="0" compatLnSpc="1">
+                        <a:prstTxWarp prst="textNoShape">
+                          <a:avLst/>
+                        </a:prstTxWarp>
+                        <a:noAutofit/>
+                      </wps:bodyPr>
+                    </wps:wsp>
+                  </a:graphicData>
+                </a:graphic>
+                <wp14:sizeRelV relativeFrom="margin">
+                  <wp14:pctHeight>0</wp14:pctHeight>
+                </wp14:sizeRelV>
+              </wp:anchor>
+            </w:drawing>
+          </mc:Choice>
+          <mc:Fallback>
+            <w:pict>
+              <v:shapetype w14:anchorId="065E5D1D" id="_x0000_t202" coordsize="21600,21600" o:spt="202" path="m,l,21600r21600,l21600,xe">
+                <v:stroke joinstyle="miter"/>
+                <v:path gradientshapeok="t" o:connecttype="rect"/>
+              </v:shapetype>
+              <v:shape id="Text Box 12" o:spid="_x0000_s1026" type="#_x0000_t202" style="position:absolute;margin-left:111.6pt;margin-top:265.4pt;width:70pt;height:35.5pt;z-index:251676672;visibility:visible;mso-wrap-style:square;mso-height-percent:0;mso-wrap-distance-left:9pt;mso-wrap-distance-top:0;mso-wrap-distance-right:9pt;mso-wrap-distance-bottom:0;mso-position-horizontal:absolute;mso-position-horizontal-relative:text;mso-position-vertical:absolute;mso-position-vertical-relative:text;mso-height-percent:0;mso-height-relative:margin;v-text-anchor:top" o:gfxdata="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" filled="f" stroked="f" strokeweight=".5pt">
+                <v:textbox>
+                  <w:txbxContent>
+                    <w:p>
+                      <w:pPr>
+                        <w:jc w:val="center"/>
+                        <w:rPr>
+                          <w:rFonts w:hint="eastAsia"/>
+                          <w:b/>
+                          <w:bCs/>
+                          <w:color w:val="E8E8E8" w:themeColor="background2"/>
+                          <w:sz w:val="14"/>
+                          <w:szCs w:val="16"/>
+                        </w:rPr>
+                      </w:pPr>
+                      <w:r>
+                        <w:rPr>
+                          <w:rFonts w:hint="eastAsia"/>
+                          <w:b/>
+                          <w:bCs/>
+                          <w:color w:val="E8E8E8" w:themeColor="background2"/>
+                          <w:sz w:val="14"/>
+                          <w:szCs w:val="16"/>
+                          <w:highlight w:val="black"/>
+                        </w:rPr>
+                        <w:t>닫힌 상태</w:t>
+                      </w:r>
+                      <w:r>
+                        <w:rPr>
+                          <w:b/>
+                          <w:bCs/>
+                          <w:color w:val="E8E8E8" w:themeColor="background2"/>
+                          <w:sz w:val="14"/>
+                          <w:szCs w:val="16"/>
+                          <w:highlight w:val="black"/>
+                        </w:rPr>
+                        <w:br/>
+                      </w:r>
+                      <w:r>
+                        <w:rPr>
+                          <w:rFonts w:hint="eastAsia"/>
+                          <w:b/>
+                          <w:bCs/>
+                          <w:color w:val="E8E8E8" w:themeColor="background2"/>
+                          <w:sz w:val="14"/>
+                          <w:szCs w:val="16"/>
+                          <w:highlight w:val="black"/>
+                        </w:rPr>
+                        <w:t>(판매 불가능)</w:t>
+                      </w:r>
+                    </w:p>
+                  </w:txbxContent>
+                </v:textbox>
+              </v:shape>
+            </w:pict>
+          </mc:Fallback>
+        </mc:AlternateContent>
+      </w:r>
+      <w:r>
+        <w:rPr>
+          <w:noProof/>
+        </w:rPr>
+        <mc:AlternateContent>
+          <mc:Choice Requires="wps">
+            <w:drawing>
+              <wp:anchor distT="0" distB="0" distL="114300" distR="114300" simplePos="0" relativeHeight="251674624" behindDoc="0" locked="0" layoutInCell="1" allowOverlap="1" wp14:anchorId="2F6BFF1E" wp14:editId="4C1367EC">
+                <wp:simplePos x="0" y="0"/>
+                <wp:positionH relativeFrom="column">
+                  <wp:posOffset>-361950</wp:posOffset>
+                </wp:positionH>
+                <wp:positionV relativeFrom="paragraph">
+                  <wp:posOffset>2430780</wp:posOffset>
+                </wp:positionV>
+                <wp:extent cx="889000" cy="450850"/>
+                <wp:effectExtent l="0" t="0" r="0" b="6350"/>
+                <wp:wrapNone/>
+                <wp:docPr id="546945486" name="Text Box 12"/>
+                <wp:cNvGraphicFramePr/>
+                <a:graphic xmlns:a="http://schemas.openxmlformats.org/drawingml/2006/main">
+                  <a:graphicData uri="http://schemas.microsoft.com/office/word/2010/wordprocessingShape">
+                    <wps:wsp>
+                      <wps:cNvSpPr txBox="1"/>
+                      <wps:spPr>
+                        <a:xfrm>
+                          <a:off x="0" y="0"/>
+                          <a:ext cx="889000" cy="450850"/>
+                        </a:xfrm>
+                        <a:prstGeom prst="rect">
+                          <a:avLst/>
+                        </a:prstGeom>
+                        <a:noFill/>
+                        <a:ln w="6350">
+                          <a:noFill/>
+                        </a:ln>
+                      </wps:spPr>
+                      <wps:txbx>
+                        <w:txbxContent>
+                          <w:p>
+                            <w:pPr>
+                              <w:jc w:val="center"/>
+                              <w:rPr>
+                                <w:rFonts w:hint="eastAsia"/>
+                                <w:b/>
+                                <w:bCs/>
+                                <w:color w:val="E8E8E8" w:themeColor="background2"/>
+                                <w:sz w:val="14"/>
+                                <w:szCs w:val="16"/>
+                              </w:rPr>
+                            </w:pPr>
+                            <w:r>
+                              <w:rPr>
+                                <w:rFonts w:hint="eastAsia"/>
+                                <w:b/>
+                                <w:bCs/>
+                                <w:color w:val="E8E8E8" w:themeColor="background2"/>
+                                <w:sz w:val="14"/>
+                                <w:szCs w:val="16"/>
+                                <w:highlight w:val="black"/>
+                              </w:rPr>
+                              <w:t>열린 상태</w:t>
+                            </w:r>
+                            <w:r>
+                              <w:rPr>
+                                <w:b/>
+                                <w:bCs/>
+                                <w:color w:val="E8E8E8" w:themeColor="background2"/>
+                                <w:sz w:val="14"/>
+                                <w:szCs w:val="16"/>
+                                <w:highlight w:val="black"/>
+                              </w:rPr>
+                              <w:br/>
+                            </w:r>
+                            <w:r>
+                              <w:rPr>
+                                <w:rFonts w:hint="eastAsia"/>
+                                <w:b/>
+                                <w:bCs/>
+                                <w:color w:val="E8E8E8" w:themeColor="background2"/>
+                                <w:sz w:val="14"/>
+                                <w:szCs w:val="16"/>
+                                <w:highlight w:val="black"/>
+                              </w:rPr>
+                              <w:t>(판매 가능)</w:t>
+                            </w:r>
+                          </w:p>
+                        </w:txbxContent>
+                      </wps:txbx>
+                      <wps:bodyPr rot="0" spcFirstLastPara="0" vertOverflow="overflow" horzOverflow="overflow" vert="horz" wrap="square" lIns="91440" tIns="45720" rIns="91440" bIns="45720" numCol="1" spcCol="0" rtlCol="0" fromWordArt="0" anchor="t" anchorCtr="0" forceAA="0" compatLnSpc="1">
+                        <a:prstTxWarp prst="textNoShape">
+                          <a:avLst/>
+                        </a:prstTxWarp>
+                        <a:noAutofit/>
+                      </wps:bodyPr>
+                    </wps:wsp>
+                  </a:graphicData>
+                </a:graphic>
+                <wp14:sizeRelV relativeFrom="margin">
+                  <wp14:pctHeight>0</wp14:pctHeight>
+                </wp14:sizeRelV>
+              </wp:anchor>
+            </w:drawing>
+          </mc:Choice>
+          <mc:Fallback>
+            <w:pict>
+              <v:shape w14:anchorId="2F6BFF1E" id="_x0000_s1027" type="#_x0000_t202" style="position:absolute;margin-left:-28.5pt;margin-top:191.4pt;width:70pt;height:35.5pt;z-index:251674624;visibility:visible;mso-wrap-style:square;mso-height-percent:0;mso-wrap-distance-left:9pt;mso-wrap-distance-top:0;mso-wrap-distance-right:9pt;mso-wrap-distance-bottom:0;mso-position-horizontal:absolute;mso-position-horizontal-relative:text;mso-position-vertical:absolute;mso-position-vertical-relative:text;mso-height-percent:0;mso-height-relative:margin;v-text-anchor:top" o:gfxdata="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" filled="f" stroked="f" strokeweight=".5pt">
+                <v:textbox>
+                  <w:txbxContent>
+                    <w:p>
+                      <w:pPr>
+                        <w:jc w:val="center"/>
+                        <w:rPr>
+                          <w:rFonts w:hint="eastAsia"/>
+                          <w:b/>
+                          <w:bCs/>
+                          <w:color w:val="E8E8E8" w:themeColor="background2"/>
+                          <w:sz w:val="14"/>
+                          <w:szCs w:val="16"/>
+                        </w:rPr>
+                      </w:pPr>
+                      <w:r>
+                        <w:rPr>
+                          <w:rFonts w:hint="eastAsia"/>
+                          <w:b/>
+                          <w:bCs/>
+                          <w:color w:val="E8E8E8" w:themeColor="background2"/>
+                          <w:sz w:val="14"/>
+                          <w:szCs w:val="16"/>
+                          <w:highlight w:val="black"/>
+                        </w:rPr>
+                        <w:t>열린 상태</w:t>
+                      </w:r>
+                      <w:r>
+                        <w:rPr>
+                          <w:b/>
+                          <w:bCs/>
+                          <w:color w:val="E8E8E8" w:themeColor="background2"/>
+                          <w:sz w:val="14"/>
+                          <w:szCs w:val="16"/>
+                          <w:highlight w:val="black"/>
+                        </w:rPr>
+                        <w:br/>
+                      </w:r>
+                      <w:r>
+                        <w:rPr>
+                          <w:rFonts w:hint="eastAsia"/>
+                          <w:b/>
+                          <w:bCs/>
+                          <w:color w:val="E8E8E8" w:themeColor="background2"/>
+                          <w:sz w:val="14"/>
+                          <w:szCs w:val="16"/>
+                          <w:highlight w:val="black"/>
+                        </w:rPr>
+                        <w:t>(판매 가능)</w:t>
+                      </w:r>
+                    </w:p>
+                  </w:txbxContent>
+                </v:textbox>
+              </v:shape>
+            </w:pict>
+          </mc:Fallback>
+        </mc:AlternateContent>
+      </w:r>
+      <w:r>
+        <w:drawing>
+          <wp:anchor distT="0" distB="0" distL="114300" distR="114300" simplePos="0" relativeHeight="251673600" behindDoc="0" locked="0" layoutInCell="1" allowOverlap="1" wp14:anchorId="7AA79972" wp14:editId="36B486BD">
+            <wp:simplePos x="0" y="0"/>
+            <wp:positionH relativeFrom="margin">
+              <wp:posOffset>1943100</wp:posOffset>
+            </wp:positionH>
+            <wp:positionV relativeFrom="paragraph">
+              <wp:posOffset>3116580</wp:posOffset>
+            </wp:positionV>
+            <wp:extent cx="1444625" cy="1198554"/>
+            <wp:effectExtent l="19050" t="19050" r="22225" b="20955"/>
+            <wp:wrapNone/>
+            <wp:docPr id="694547695" name="그림 1"/>
+            <wp:cNvGraphicFramePr>
+              <a:graphicFrameLocks xmlns:a="http://schemas.openxmlformats.org/drawingml/2006/main" noChangeAspect="1"/>
+            </wp:cNvGraphicFramePr>
+            <a:graphic xmlns:a="http://schemas.openxmlformats.org/drawingml/2006/main">
+              <a:graphicData uri="http://schemas.openxmlformats.org/drawingml/2006/picture">
+                <pic:pic xmlns:pic="http://schemas.openxmlformats.org/drawingml/2006/picture">
+                  <pic:nvPicPr>
+                    <pic:cNvPr id="694547695" name=""/>
+                    <pic:cNvPicPr/>
+                  </pic:nvPicPr>
+                  <pic:blipFill>
+                    <a:blip r:embed="rId6" cstate="print">
+                      <a:extLst>
+                        <a:ext uri="{28A0092B-C50C-407E-A947-70E740481C1C}">
+                          <a14:useLocalDpi xmlns:a14="http://schemas.microsoft.com/office/drawing/2010/main" val="0"/>
+                        </a:ext>
+                      </a:extLst>
+                    </a:blip>
+                    <a:stretch>
+                      <a:fillRect/>
+                    </a:stretch>
+                  </pic:blipFill>
+                  <pic:spPr>
+                    <a:xfrm>
+                      <a:off x="0" y="0"/>
+                      <a:ext cx="1444625" cy="1198554"/>
+                    </a:xfrm>
+                    <a:prstGeom prst="rect">
+                      <a:avLst/>
+                    </a:prstGeom>
+                    <a:ln w="12700">
+                      <a:solidFill>
+                        <a:srgbClr val="FFFF00"/>
+                      </a:solidFill>
+                    </a:ln>
+                  </pic:spPr>
+                </pic:pic>
+              </a:graphicData>
+            </a:graphic>
+            <wp14:sizeRelH relativeFrom="margin">
+              <wp14:pctWidth>0</wp14:pctWidth>
+            </wp14:sizeRelH>
+            <wp14:sizeRelV relativeFrom="margin">
+              <wp14:pctHeight>0</wp14:pctHeight>
+            </wp14:sizeRelV>
+          </wp:anchor>
+        </w:drawing>
+      </w:r>
+      <w:r>
+        <w:rPr>
+          <w:noProof/>
+        </w:rPr>
+        <mc:AlternateContent>
+          <mc:Choice Requires="wps">
+            <w:drawing>
+              <wp:anchor distT="0" distB="0" distL="114300" distR="114300" simplePos="0" relativeHeight="251672576" behindDoc="0" locked="0" layoutInCell="1" allowOverlap="1" wp14:anchorId="68D26703" wp14:editId="5F403CA2">
+                <wp:simplePos x="0" y="0"/>
+                <wp:positionH relativeFrom="column">
+                  <wp:posOffset>1019175</wp:posOffset>
+                </wp:positionH>
+                <wp:positionV relativeFrom="paragraph">
+                  <wp:posOffset>2808605</wp:posOffset>
+                </wp:positionV>
+                <wp:extent cx="1763395" cy="368300"/>
+                <wp:effectExtent l="38100" t="0" r="27305" b="69850"/>
+                <wp:wrapNone/>
+                <wp:docPr id="727490468" name="직선 화살표 연결선 11"/>
+                <wp:cNvGraphicFramePr/>
+                <a:graphic xmlns:a="http://schemas.openxmlformats.org/drawingml/2006/main">
+                  <a:graphicData uri="http://schemas.microsoft.com/office/word/2010/wordprocessingShape">
+                    <wps:wsp>
+                      <wps:cNvCnPr/>
+                      <wps:spPr>
+                        <a:xfrm flipH="1">
+                          <a:off x="0" y="0"/>
+                          <a:ext cx="1763395" cy="368300"/>
+                        </a:xfrm>
+                        <a:prstGeom prst="straightConnector1">
+                          <a:avLst/>
+                        </a:prstGeom>
+                        <a:ln w="9525">
+                          <a:solidFill>
+                            <a:srgbClr val="FFFF00"/>
+                          </a:solidFill>
+                          <a:tailEnd type="triangle"/>
+                        </a:ln>
+                      </wps:spPr>
+                      <wps:style>
+                        <a:lnRef idx="1">
+                          <a:schemeClr val="accent1"/>
+                        </a:lnRef>
+                        <a:fillRef idx="0">
+                          <a:schemeClr val="accent1"/>
+                        </a:fillRef>
+                        <a:effectRef idx="0">
+                          <a:schemeClr val="accent1"/>
+                        </a:effectRef>
+                        <a:fontRef idx="minor">
+                          <a:schemeClr val="tx1"/>
+                        </a:fontRef>
+                      </wps:style>
+                      <wps:bodyPr/>
+                    </wps:wsp>
+                  </a:graphicData>
+                </a:graphic>
+                <wp14:sizeRelH relativeFrom="margin">
+                  <wp14:pctWidth>0</wp14:pctWidth>
+                </wp14:sizeRelH>
+                <wp14:sizeRelV relativeFrom="margin">
+                  <wp14:pctHeight>0</wp14:pctHeight>
+                </wp14:sizeRelV>
+              </wp:anchor>
+            </w:drawing>
+          </mc:Choice>
+          <mc:Fallback>
+            <w:pict>
+              <v:shapetype w14:anchorId="75C559D1" id="_x0000_t32" coordsize="21600,21600" o:spt="32" o:oned="t" path="m,l21600,21600e" filled="f">
+                <v:path arrowok="t" fillok="f" o:connecttype="none"/>
+                <o:lock v:ext="edit" shapetype="t"/>
+              </v:shapetype>
+              <v:shape id="직선 화살표 연결선 11" o:spid="_x0000_s1026" type="#_x0000_t32" style="position:absolute;margin-left:80.25pt;margin-top:221.15pt;width:138.85pt;height:29pt;flip:x;z-index:251672576;visibility:visible;mso-wrap-style:square;mso-width-percent:0;mso-height-percent:0;mso-wrap-distance-left:9pt;mso-wrap-distance-top:0;mso-wrap-distance-right:9pt;mso-wrap-distance-bottom:0;mso-position-horizontal:absolute;mso-position-horizontal-relative:text;mso-position-vertical:absolute;mso-position-vertical-relative:text;mso-width-percent:0;mso-height-percent:0;mso-width-relative:margin;mso-height-relative:margin" o:gfxdata="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" strokecolor="yellow">
+                <v:stroke endarrow="block" joinstyle="miter"/>
+              </v:shape>
+            </w:pict>
+          </mc:Fallback>
+        </mc:AlternateContent>
+      </w:r>
+      <w:r>
+        <w:rPr>
+          <w:noProof/>
+        </w:rPr>
+        <mc:AlternateContent>
+          <mc:Choice Requires="wps">
+            <w:drawing>
+              <wp:anchor distT="0" distB="0" distL="114300" distR="114300" simplePos="0" relativeHeight="251670528" behindDoc="0" locked="0" layoutInCell="1" allowOverlap="1" wp14:anchorId="2D4FB734" wp14:editId="5ED35C60">
+                <wp:simplePos x="0" y="0"/>
+                <wp:positionH relativeFrom="column">
+                  <wp:posOffset>2778124</wp:posOffset>
+                </wp:positionH>
+                <wp:positionV relativeFrom="paragraph">
+                  <wp:posOffset>2726055</wp:posOffset>
+                </wp:positionV>
+                <wp:extent cx="600075" cy="95367"/>
+                <wp:effectExtent l="0" t="0" r="28575" b="19050"/>
+                <wp:wrapNone/>
+                <wp:docPr id="467602174" name="Text Box 9"/>
+                <wp:cNvGraphicFramePr/>
+                <a:graphic xmlns:a="http://schemas.openxmlformats.org/drawingml/2006/main">
+                  <a:graphicData uri="http://schemas.microsoft.com/office/word/2010/wordprocessingShape">
+                    <wps:wsp>
+                      <wps:cNvSpPr txBox="1"/>
+                      <wps:spPr>
+                        <a:xfrm>
+                          <a:off x="0" y="0"/>
+                          <a:ext cx="600075" cy="95367"/>
+                        </a:xfrm>
+                        <a:prstGeom prst="rect">
+                          <a:avLst/>
+                        </a:prstGeom>
+                        <a:noFill/>
+                        <a:ln w="9525">
+                          <a:solidFill>
+                            <a:srgbClr val="FFFF00"/>
+                          </a:solidFill>
+                        </a:ln>
+                      </wps:spPr>
+                      <wps:txbx>
+                        <w:txbxContent>
+                          <w:p/>
+                        </w:txbxContent>
+                      </wps:txbx>
+                      <wps:bodyPr rot="0" spcFirstLastPara="0" vertOverflow="overflow" horzOverflow="overflow" vert="horz" wrap="square" lIns="91440" tIns="45720" rIns="91440" bIns="45720" numCol="1" spcCol="0" rtlCol="0" fromWordArt="0" anchor="t" anchorCtr="0" forceAA="0" compatLnSpc="1">
+                        <a:prstTxWarp prst="textNoShape">
+                          <a:avLst/>
+                        </a:prstTxWarp>
+                        <a:noAutofit/>
+                      </wps:bodyPr>
+                    </wps:wsp>
+                  </a:graphicData>
+                </a:graphic>
+                <wp14:sizeRelH relativeFrom="margin">
+                  <wp14:pctWidth>0</wp14:pctWidth>
+                </wp14:sizeRelH>
+              </wp:anchor>
+            </w:drawing>
+          </mc:Choice>
+          <mc:Fallback>
+            <w:pict>
+              <v:shape w14:anchorId="2D4FB734" id="Text Box 9" o:spid="_x0000_s1028" type="#_x0000_t202" style="position:absolute;margin-left:218.75pt;margin-top:214.65pt;width:47.25pt;height:7.5pt;z-index:251670528;visibility:visible;mso-wrap-style:square;mso-width-percent:0;mso-wrap-distance-left:9pt;mso-wrap-distance-top:0;mso-wrap-distance-right:9pt;mso-wrap-distance-bottom:0;mso-position-horizontal:absolute;mso-position-horizontal-relative:text;mso-position-vertical:absolute;mso-position-vertical-relative:text;mso-width-percent:0;mso-width-relative:margin;v-text-anchor:top" o:gfxdata="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" filled="f" strokecolor="yellow">
+                <v:textbox>
+                  <w:txbxContent>
+                    <w:p/>
+                  </w:txbxContent>
+                </v:textbox>
+              </v:shape>
+            </w:pict>
+          </mc:Fallback>
+        </mc:AlternateContent>
+      </w:r>
+      <w:r>
+        <w:rPr>
+          <w:noProof/>
+        </w:rPr>
+        <mc:AlternateContent>
+          <mc:Choice Requires="wps">
+            <w:drawing>
+              <wp:anchor distT="0" distB="0" distL="114300" distR="114300" simplePos="0" relativeHeight="251668480" behindDoc="0" locked="0" layoutInCell="1" allowOverlap="1" wp14:anchorId="0A41C00D" wp14:editId="4D962253">
+                <wp:simplePos x="0" y="0"/>
+                <wp:positionH relativeFrom="column">
+                  <wp:posOffset>1116353</wp:posOffset>
+                </wp:positionH>
+                <wp:positionV relativeFrom="paragraph">
+                  <wp:posOffset>2653264</wp:posOffset>
+                </wp:positionV>
+                <wp:extent cx="1671726" cy="0"/>
+                <wp:effectExtent l="38100" t="76200" r="0" b="95250"/>
+                <wp:wrapNone/>
+                <wp:docPr id="815611522" name="직선 화살표 연결선 11"/>
+                <wp:cNvGraphicFramePr/>
+                <a:graphic xmlns:a="http://schemas.openxmlformats.org/drawingml/2006/main">
+                  <a:graphicData uri="http://schemas.microsoft.com/office/word/2010/wordprocessingShape">
+                    <wps:wsp>
+                      <wps:cNvCnPr/>
+                      <wps:spPr>
+                        <a:xfrm flipH="1">
+                          <a:off x="0" y="0"/>
+                          <a:ext cx="1671726" cy="0"/>
+                        </a:xfrm>
+                        <a:prstGeom prst="straightConnector1">
+                          <a:avLst/>
+                        </a:prstGeom>
+                        <a:ln w="9525">
+                          <a:solidFill>
+                            <a:schemeClr val="bg1"/>
+                          </a:solidFill>
+                          <a:tailEnd type="triangle"/>
+                        </a:ln>
+                      </wps:spPr>
+                      <wps:style>
+                        <a:lnRef idx="1">
+                          <a:schemeClr val="accent1"/>
+                        </a:lnRef>
+                        <a:fillRef idx="0">
+                          <a:schemeClr val="accent1"/>
+                        </a:fillRef>
+                        <a:effectRef idx="0">
+                          <a:schemeClr val="accent1"/>
+                        </a:effectRef>
+                        <a:fontRef idx="minor">
+                          <a:schemeClr val="tx1"/>
+                        </a:fontRef>
+                      </wps:style>
+                      <wps:bodyPr/>
+                    </wps:wsp>
+                  </a:graphicData>
+                </a:graphic>
+              </wp:anchor>
+            </w:drawing>
+          </mc:Choice>
+          <mc:Fallback>
+            <w:pict>
+              <v:shape w14:anchorId="5738C146" id="직선 화살표 연결선 11" o:spid="_x0000_s1026" type="#_x0000_t32" style="position:absolute;margin-left:87.9pt;margin-top:208.9pt;width:131.65pt;height:0;flip:x;z-index:251668480;visibility:visible;mso-wrap-style:square;mso-wrap-distance-left:9pt;mso-wrap-distance-top:0;mso-wrap-distance-right:9pt;mso-wrap-distance-bottom:0;mso-position-horizontal:absolute;mso-position-horizontal-relative:text;mso-position-vertical:absolute;mso-position-vertical-relative:text" o:gfxdata="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" strokecolor="white [3212]">
+                <v:stroke endarrow="block" joinstyle="miter"/>
+              </v:shape>
+            </w:pict>
+          </mc:Fallback>
+        </mc:AlternateContent>
+      </w:r>
+      <w:r>
+        <w:rPr>
+          <w:noProof/>
+        </w:rPr>
+        <mc:AlternateContent>
+          <mc:Choice Requires="wps">
+            <w:drawing>
+              <wp:anchor distT="0" distB="0" distL="114300" distR="114300" simplePos="0" relativeHeight="251667456" behindDoc="0" locked="0" layoutInCell="1" allowOverlap="1" wp14:anchorId="6D7D6317" wp14:editId="7BAA80B8">
+                <wp:simplePos x="0" y="0"/>
+                <wp:positionH relativeFrom="column">
+                  <wp:posOffset>2788079</wp:posOffset>
+                </wp:positionH>
+                <wp:positionV relativeFrom="paragraph">
+                  <wp:posOffset>2630824</wp:posOffset>
+                </wp:positionV>
+                <wp:extent cx="460004" cy="95367"/>
+                <wp:effectExtent l="0" t="0" r="16510" b="19050"/>
+                <wp:wrapNone/>
+                <wp:docPr id="957198191" name="Text Box 9"/>
+                <wp:cNvGraphicFramePr/>
+                <a:graphic xmlns:a="http://schemas.openxmlformats.org/drawingml/2006/main">
+                  <a:graphicData uri="http://schemas.microsoft.com/office/word/2010/wordprocessingShape">
+                    <wps:wsp>
+                      <wps:cNvSpPr txBox="1"/>
+                      <wps:spPr>
+                        <a:xfrm>
+                          <a:off x="0" y="0"/>
+                          <a:ext cx="460004" cy="95367"/>
+                        </a:xfrm>
+                        <a:prstGeom prst="rect">
+                          <a:avLst/>
+                        </a:prstGeom>
+                        <a:noFill/>
+                        <a:ln w="9525">
+                          <a:solidFill>
+                            <a:schemeClr val="bg1"/>
+                          </a:solidFill>
+                        </a:ln>
+                      </wps:spPr>
+                      <wps:txbx>
+                        <w:txbxContent>
+                          <w:p/>
+                        </w:txbxContent>
+                      </wps:txbx>
+                      <wps:bodyPr rot="0" spcFirstLastPara="0" vertOverflow="overflow" horzOverflow="overflow" vert="horz" wrap="square" lIns="91440" tIns="45720" rIns="91440" bIns="45720" numCol="1" spcCol="0" rtlCol="0" fromWordArt="0" anchor="t" anchorCtr="0" forceAA="0" compatLnSpc="1">
+                        <a:prstTxWarp prst="textNoShape">
+                          <a:avLst/>
+                        </a:prstTxWarp>
+                        <a:noAutofit/>
+                      </wps:bodyPr>
+                    </wps:wsp>
+                  </a:graphicData>
+                </a:graphic>
+              </wp:anchor>
+            </w:drawing>
+          </mc:Choice>
+          <mc:Fallback>
+            <w:pict>
+              <v:shape w14:anchorId="6D7D6317" id="_x0000_s1029" type="#_x0000_t202" style="position:absolute;margin-left:219.55pt;margin-top:207.15pt;width:36.2pt;height:7.5pt;z-index:251667456;visibility:visible;mso-wrap-style:square;mso-wrap-distance-left:9pt;mso-wrap-distance-top:0;mso-wrap-distance-right:9pt;mso-wrap-distance-bottom:0;mso-position-horizontal:absolute;mso-position-horizontal-relative:text;mso-position-vertical:absolute;mso-position-vertical-relative:text;v-text-anchor:top" o:gfxdata="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" filled="f" strokecolor="white [3212]">
+                <v:textbox>
+                  <w:txbxContent>
+                    <w:p/>
+                  </w:txbxContent>
+                </v:textbox>
+              </v:shape>
+            </w:pict>
+          </mc:Fallback>
+        </mc:AlternateContent>
+      </w:r>
+      <w:r>
+        <w:rPr>
+          <w:noProof/>
+        </w:rPr>
+        <mc:AlternateContent>
+          <mc:Choice Requires="wps">
+            <w:drawing>
+              <wp:anchor distT="0" distB="0" distL="114300" distR="114300" simplePos="0" relativeHeight="251666432" behindDoc="0" locked="0" layoutInCell="1" allowOverlap="1" wp14:anchorId="1F023442" wp14:editId="34AD100A">
+                <wp:simplePos x="0" y="0"/>
+                <wp:positionH relativeFrom="column">
+                  <wp:posOffset>1243286</wp:posOffset>
+                </wp:positionH>
+                <wp:positionV relativeFrom="paragraph">
+                  <wp:posOffset>1614516</wp:posOffset>
+                </wp:positionV>
+                <wp:extent cx="466254" cy="352708"/>
+                <wp:effectExtent l="0" t="0" r="0" b="0"/>
+                <wp:wrapNone/>
+                <wp:docPr id="2121163039" name="Text Box 8"/>
+                <wp:cNvGraphicFramePr/>
+                <a:graphic xmlns:a="http://schemas.openxmlformats.org/drawingml/2006/main">
+                  <a:graphicData uri="http://schemas.microsoft.com/office/word/2010/wordprocessingShape">
+                    <wps:wsp>
+                      <wps:cNvSpPr txBox="1"/>
+                      <wps:spPr>
+                        <a:xfrm>
+                          <a:off x="0" y="0"/>
+                          <a:ext cx="466254" cy="352708"/>
+                        </a:xfrm>
+                        <a:prstGeom prst="rect">
+                          <a:avLst/>
+                        </a:prstGeom>
+                        <a:noFill/>
+                        <a:ln w="6350">
+                          <a:noFill/>
+                        </a:ln>
+                      </wps:spPr>
+                      <wps:txbx>
+                        <w:txbxContent>
+                          <w:p>
+                            <w:pPr>
+                              <w:rPr>
+                                <w:rFonts w:hint="eastAsia"/>
+                                <w:color w:val="83CAEB" w:themeColor="accent1" w:themeTint="66"/>
+                                <w:sz w:val="20"/>
+                                <w:szCs w:val="21"/>
+                              </w:rPr>
+                            </w:pPr>
+                            <w:r>
+                              <w:rPr>
+                                <w:rFonts w:hint="eastAsia"/>
+                                <w:color w:val="83CAEB" w:themeColor="accent1" w:themeTint="66"/>
+                                <w:sz w:val="20"/>
+                                <w:szCs w:val="21"/>
+                              </w:rPr>
+                              <w:t>150</w:t>
+                            </w:r>
+                          </w:p>
+                        </w:txbxContent>
+                      </wps:txbx>
+                      <wps:bodyPr rot="0" spcFirstLastPara="0" vertOverflow="overflow" horzOverflow="overflow" vert="horz" wrap="square" lIns="91440" tIns="45720" rIns="91440" bIns="45720" numCol="1" spcCol="0" rtlCol="0" fromWordArt="0" anchor="t" anchorCtr="0" forceAA="0" compatLnSpc="1">
+                        <a:prstTxWarp prst="textNoShape">
+                          <a:avLst/>
+                        </a:prstTxWarp>
+                        <a:noAutofit/>
+                      </wps:bodyPr>
+                    </wps:wsp>
+                  </a:graphicData>
+                </a:graphic>
+                <wp14:sizeRelH relativeFrom="margin">
+                  <wp14:pctWidth>0</wp14:pctWidth>
+                </wp14:sizeRelH>
+                <wp14:sizeRelV relativeFrom="margin">
+                  <wp14:pctHeight>0</wp14:pctHeight>
+                </wp14:sizeRelV>
+              </wp:anchor>
+            </w:drawing>
+          </mc:Choice>
+          <mc:Fallback>
+            <w:pict>
+              <v:shape w14:anchorId="1F023442" id="Text Box 8" o:spid="_x0000_s1030" type="#_x0000_t202" style="position:absolute;margin-left:97.9pt;margin-top:127.15pt;width:36.7pt;height:27.75pt;z-index:251666432;visibility:visible;mso-wrap-style:square;mso-width-percent:0;mso-height-percent:0;mso-wrap-distance-left:9pt;mso-wrap-distance-top:0;mso-wrap-distance-right:9pt;mso-wrap-distance-bottom:0;mso-position-horizontal:absolute;mso-position-horizontal-relative:text;mso-position-vertical:absolute;mso-position-vertical-relative:text;mso-width-percent:0;mso-height-percent:0;mso-width-relative:margin;mso-height-relative:margin;v-text-anchor:top" o:gfxdata="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" filled="f" stroked="f" strokeweight=".5pt">
+                <v:textbox>
+                  <w:txbxContent>
+                    <w:p>
+                      <w:pPr>
+                        <w:rPr>
+                          <w:rFonts w:hint="eastAsia"/>
+                          <w:color w:val="83CAEB" w:themeColor="accent1" w:themeTint="66"/>
+                          <w:sz w:val="20"/>
+                          <w:szCs w:val="21"/>
+                        </w:rPr>
+                      </w:pPr>
+                      <w:r>
+                        <w:rPr>
+                          <w:rFonts w:hint="eastAsia"/>
+                          <w:color w:val="83CAEB" w:themeColor="accent1" w:themeTint="66"/>
+                          <w:sz w:val="20"/>
+                          <w:szCs w:val="21"/>
+                        </w:rPr>
+                        <w:t>150</w:t>
+                      </w:r>
+                    </w:p>
+                  </w:txbxContent>
+                </v:textbox>
+              </v:shape>
+            </w:pict>
+          </mc:Fallback>
+        </mc:AlternateContent>
+      </w:r>
+      <w:r>
+        <w:rPr>
+          <w:noProof/>
+        </w:rPr>
+        <mc:AlternateContent>
+          <mc:Choice Requires="wps">
+            <w:drawing>
+              <wp:anchor distT="0" distB="0" distL="114300" distR="114300" simplePos="0" relativeHeight="251664384" behindDoc="0" locked="0" layoutInCell="1" allowOverlap="1" wp14:anchorId="7BB5658B" wp14:editId="4C690A63">
+                <wp:simplePos x="0" y="0"/>
+                <wp:positionH relativeFrom="column">
+                  <wp:posOffset>108642</wp:posOffset>
+                </wp:positionH>
+                <wp:positionV relativeFrom="paragraph">
+                  <wp:posOffset>1865001</wp:posOffset>
+                </wp:positionV>
+                <wp:extent cx="466254" cy="352708"/>
+                <wp:effectExtent l="0" t="0" r="0" b="0"/>
+                <wp:wrapNone/>
+                <wp:docPr id="1741066309" name="Text Box 8"/>
+                <wp:cNvGraphicFramePr/>
+                <a:graphic xmlns:a="http://schemas.openxmlformats.org/drawingml/2006/main">
+                  <a:graphicData uri="http://schemas.microsoft.com/office/word/2010/wordprocessingShape">
+                    <wps:wsp>
+                      <wps:cNvSpPr txBox="1"/>
+                      <wps:spPr>
+                        <a:xfrm>
+                          <a:off x="0" y="0"/>
+                          <a:ext cx="466254" cy="352708"/>
+                        </a:xfrm>
+                        <a:prstGeom prst="rect">
+                          <a:avLst/>
+                        </a:prstGeom>
+                        <a:noFill/>
+                        <a:ln w="6350">
+                          <a:noFill/>
+                        </a:ln>
+                      </wps:spPr>
+                      <wps:txbx>
+                        <w:txbxContent>
+                          <w:p>
+                            <w:pPr>
+                              <w:rPr>
+                                <w:rFonts w:hint="eastAsia"/>
+                                <w:color w:val="EE0000"/>
+                                <w:sz w:val="20"/>
+                                <w:szCs w:val="21"/>
+                              </w:rPr>
+                            </w:pPr>
+                            <w:r>
+                              <w:rPr>
+                                <w:rFonts w:hint="eastAsia"/>
+                                <w:color w:val="EE0000"/>
+                                <w:sz w:val="20"/>
+                                <w:szCs w:val="21"/>
+                              </w:rPr>
+                              <w:t>120</w:t>
+                            </w:r>
+                          </w:p>
+                        </w:txbxContent>
+                      </wps:txbx>
+                      <wps:bodyPr rot="0" spcFirstLastPara="0" vertOverflow="overflow" horzOverflow="overflow" vert="horz" wrap="square" lIns="91440" tIns="45720" rIns="91440" bIns="45720" numCol="1" spcCol="0" rtlCol="0" fromWordArt="0" anchor="t" anchorCtr="0" forceAA="0" compatLnSpc="1">
+                        <a:prstTxWarp prst="textNoShape">
+                          <a:avLst/>
+                        </a:prstTxWarp>
+                        <a:noAutofit/>
+                      </wps:bodyPr>
+                    </wps:wsp>
+                  </a:graphicData>
+                </a:graphic>
+                <wp14:sizeRelH relativeFrom="margin">
+                  <wp14:pctWidth>0</wp14:pctWidth>
+                </wp14:sizeRelH>
+                <wp14:sizeRelV relativeFrom="margin">
+                  <wp14:pctHeight>0</wp14:pctHeight>
+                </wp14:sizeRelV>
+              </wp:anchor>
+            </w:drawing>
+          </mc:Choice>
+          <mc:Fallback>
+            <w:pict>
+              <v:shape w14:anchorId="7BB5658B" id="_x0000_s1031" type="#_x0000_t202" style="position:absolute;margin-left:8.55pt;margin-top:146.85pt;width:36.7pt;height:27.75pt;z-index:251664384;visibility:visible;mso-wrap-style:square;mso-width-percent:0;mso-height-percent:0;mso-wrap-distance-left:9pt;mso-wrap-distance-top:0;mso-wrap-distance-right:9pt;mso-wrap-distance-bottom:0;mso-position-horizontal:absolute;mso-position-horizontal-relative:text;mso-position-vertical:absolute;mso-position-vertical-relative:text;mso-width-percent:0;mso-height-percent:0;mso-width-relative:margin;mso-height-relative:margin;v-text-anchor:top" o:gfxdata="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" filled="f" stroked="f" strokeweight=".5pt">
+                <v:textbox>
+                  <w:txbxContent>
+                    <w:p>
+                      <w:pPr>
+                        <w:rPr>
+                          <w:rFonts w:hint="eastAsia"/>
+                          <w:color w:val="EE0000"/>
+                          <w:sz w:val="20"/>
+                          <w:szCs w:val="21"/>
+                        </w:rPr>
+                      </w:pPr>
+                      <w:r>
+                        <w:rPr>
+                          <w:rFonts w:hint="eastAsia"/>
+                          <w:color w:val="EE0000"/>
+                          <w:sz w:val="20"/>
+                          <w:szCs w:val="21"/>
+                        </w:rPr>
+                        <w:t>120</w:t>
+                      </w:r>
+                    </w:p>
+                  </w:txbxContent>
+                </v:textbox>
+              </v:shape>
+            </w:pict>
+          </mc:Fallback>
+        </mc:AlternateContent>
+      </w:r>
+      <w:r>
+        <w:rPr>
+          <w:noProof/>
+        </w:rPr>
+        <mc:AlternateContent>
+          <mc:Choice Requires="wpi">
+            <w:drawing>
+              <wp:anchor distT="0" distB="0" distL="114300" distR="114300" simplePos="0" relativeHeight="251663360" behindDoc="0" locked="0" layoutInCell="1" allowOverlap="1" wp14:anchorId="5CC8704D" wp14:editId="41759A87">
+                <wp:simplePos x="0" y="0"/>
+                <wp:positionH relativeFrom="column">
+                  <wp:posOffset>204115</wp:posOffset>
+                </wp:positionH>
+                <wp:positionV relativeFrom="paragraph">
+                  <wp:posOffset>1759348</wp:posOffset>
+                </wp:positionV>
+                <wp:extent cx="478080" cy="443880"/>
+                <wp:effectExtent l="57150" t="57150" r="55880" b="51435"/>
+                <wp:wrapNone/>
+                <wp:docPr id="551501330" name="잉크 7"/>
+                <wp:cNvGraphicFramePr/>
+                <a:graphic xmlns:a="http://schemas.openxmlformats.org/drawingml/2006/main">
+                  <a:graphicData uri="http://schemas.microsoft.com/office/word/2010/wordprocessingInk">
+                    <w14:contentPart bwMode="auto" r:id="rId7">
+                      <w14:nvContentPartPr>
+                        <w14:cNvContentPartPr/>
+                      </w14:nvContentPartPr>
+                      <w14:xfrm>
+                        <a:off x="0" y="0"/>
+                        <a:ext cx="478080" cy="443880"/>
+                      </w14:xfrm>
+                    </w14:contentPart>
+                  </a:graphicData>
+                </a:graphic>
+              </wp:anchor>
+            </w:drawing>
+          </mc:Choice>
+          <mc:Fallback>
+            <w:pict>
+              <v:shapetype w14:anchorId="5B2AC9EC" id="_x0000_t75" coordsize="21600,21600" o:spt="75" o:preferrelative="t" path="m@4@5l@4@11@9@11@9@5xe" filled="f" stroked="f">
+                <v:stroke joinstyle="miter"/>
+                <v:formulas>
+                  <v:f eqn="if lineDrawn pixelLineWidth 0"/>
+                  <v:f eqn="sum @0 1 0"/>
+                  <v:f eqn="sum 0 0 @1"/>
+                  <v:f eqn="prod @2 1 2"/>
+                  <v:f eqn="prod @3 21600 pixelWidth"/>
+                  <v:f eqn="prod @3 21600 pixelHeight"/>
+                  <v:f eqn="sum @0 0 1"/>
+                  <v:f eqn="prod @6 1 2"/>
+                  <v:f eqn="prod @7 21600 pixelWidth"/>
+                  <v:f eqn="sum @8 21600 0"/>
+                  <v:f eqn="prod @7 21600 pixelHeight"/>
+                  <v:f eqn="sum @10 21600 0"/>
+                </v:formulas>
+                <v:path o:extrusionok="f" gradientshapeok="t" o:connecttype="rect"/>
+                <o:lock v:ext="edit" aspectratio="t"/>
+              </v:shapetype>
+              <v:shape id="잉크 7" o:spid="_x0000_s1026" type="#_x0000_t75" style="position:absolute;margin-left:15.35pt;margin-top:137.85pt;width:39.1pt;height:36.35pt;z-index:251663360;visibility:visible;mso-wrap-style:square;mso-wrap-distance-left:9pt;mso-wrap-distance-top:0;mso-wrap-distance-right:9pt;mso-wrap-distance-bottom:0;mso-position-horizontal:absolute;mso-position-horizontal-relative:text;mso-position-vertical:absolute;mso-position-vertical-relative:text" o:gfxdata="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">
+                <v:imagedata r:id="rId8" o:title=""/>
+              </v:shape>
+            </w:pict>
+          </mc:Fallback>
+        </mc:AlternateContent>
+      </w:r>
+      <w:r>
+        <w:rPr>
+          <w:noProof/>
+        </w:rPr>
+        <mc:AlternateContent>
+          <mc:Choice Requires="wpi">
+            <w:drawing>
+              <wp:anchor distT="0" distB="0" distL="114300" distR="114300" simplePos="0" relativeHeight="251661312" behindDoc="0" locked="0" layoutInCell="1" allowOverlap="1" wp14:anchorId="490193B0" wp14:editId="293A5CDF">
+                <wp:simplePos x="0" y="0"/>
+                <wp:positionH relativeFrom="column">
+                  <wp:posOffset>729615</wp:posOffset>
+                </wp:positionH>
+                <wp:positionV relativeFrom="paragraph">
+                  <wp:posOffset>1656715</wp:posOffset>
+                </wp:positionV>
+                <wp:extent cx="689610" cy="525145"/>
+                <wp:effectExtent l="57150" t="57150" r="53340" b="46355"/>
+                <wp:wrapNone/>
+                <wp:docPr id="653284551" name="잉크 5"/>
+                <wp:cNvGraphicFramePr/>
+                <a:graphic xmlns:a="http://schemas.openxmlformats.org/drawingml/2006/main">
+                  <a:graphicData uri="http://schemas.microsoft.com/office/word/2010/wordprocessingInk">
+                    <w14:contentPart bwMode="auto" r:id="rId9">
+                      <w14:nvContentPartPr>
+                        <w14:cNvContentPartPr/>
+                      </w14:nvContentPartPr>
+                      <w14:xfrm>
+                        <a:off x="0" y="0"/>
+                        <a:ext cx="689610" cy="525145"/>
+                      </w14:xfrm>
+                    </w14:contentPart>
+                  </a:graphicData>
+                </a:graphic>
+                <wp14:sizeRelH relativeFrom="margin">
+                  <wp14:pctWidth>0</wp14:pctWidth>
+                </wp14:sizeRelH>
+                <wp14:sizeRelV relativeFrom="margin">
+                  <wp14:pctHeight>0</wp14:pctHeight>
+                </wp14:sizeRelV>
+              </wp:anchor>
+            </w:drawing>
+          </mc:Choice>
+          <mc:Fallback>
+            <w:pict>
+              <v:shape w14:anchorId="1C477CB5" id="잉크 5" o:spid="_x0000_s1026" type="#_x0000_t75" style="position:absolute;margin-left:56.75pt;margin-top:129.75pt;width:55.7pt;height:42.75pt;z-index:251661312;visibility:visible;mso-wrap-style:square;mso-width-percent:0;mso-height-percent:0;mso-wrap-distance-left:9pt;mso-wrap-distance-top:0;mso-wrap-distance-right:9pt;mso-wrap-distance-bottom:0;mso-position-horizontal:absolute;mso-position-horizontal-relative:text;mso-position-vertical:absolute;mso-position-vertical-relative:text;mso-width-percent:0;mso-height-percent:0;mso-width-relative:margin;mso-height-relative:margin" o:gfxdata="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">
+                <v:imagedata r:id="rId10" o:title=""/>
+              </v:shape>
+            </w:pict>
+          </mc:Fallback>
+        </mc:AlternateContent>
+      </w:r>
+      <w:r>
+        <w:drawing>
+          <wp:inline distT="0" distB="0" distL="0" distR="0" wp14:anchorId="369BA00E" wp14:editId="6F479AF5">
+            <wp:extent cx="3522531" cy="2388405"/>
+            <wp:effectExtent l="0" t="0" r="1905" b="0"/>
+            <wp:docPr id="269313495" name="그림 1"/>
+            <wp:cNvGraphicFramePr>
+              <a:graphicFrameLocks xmlns:a="http://schemas.openxmlformats.org/drawingml/2006/main" noChangeAspect="1"/>
+            </wp:cNvGraphicFramePr>
+            <a:graphic xmlns:a="http://schemas.openxmlformats.org/drawingml/2006/main">
+              <a:graphicData uri="http://schemas.openxmlformats.org/drawingml/2006/picture">
+                <pic:pic xmlns:pic="http://schemas.openxmlformats.org/drawingml/2006/picture">
+                  <pic:nvPicPr>
+                    <pic:cNvPr id="269313495" name=""/>
+                    <pic:cNvPicPr/>
+                  </pic:nvPicPr>
+                  <pic:blipFill rotWithShape="1">
+                    <a:blip r:embed="rId11"/>
+                    <a:srcRect l="21376" t="17414" r="39793" b="35777"/>
+                    <a:stretch>
+                      <a:fillRect/>
+                    </a:stretch>
+                  </pic:blipFill>
+                  <pic:spPr bwMode="auto">
+                    <a:xfrm>
+                      <a:off x="0" y="0"/>
+                      <a:ext cx="3531664" cy="2394597"/>
+                    </a:xfrm>
+                    <a:prstGeom prst="rect">
+                      <a:avLst/>
+                    </a:prstGeom>
+                    <a:ln>
+                      <a:noFill/>
+                    </a:ln>
+                    <a:extLst>
+                      <a:ext uri="{53640926-AAD7-44D8-BBD7-CCE9431645EC}">
+                        <a14:shadowObscured xmlns:a14="http://schemas.microsoft.com/office/drawing/2010/main"/>
+                      </a:ext>
+                    </a:extLst>
+                  </pic:spPr>
+                </pic:pic>
+              </a:graphicData>
+            </a:graphic>
+          </wp:inline>
+        </w:drawing>
+      </w:r>
+      <w:r>
+        <w:drawing>
+          <wp:inline distT="0" distB="0" distL="0" distR="0" wp14:anchorId="01580945" wp14:editId="0C27C339">
+            <wp:extent cx="3521123" cy="2206273"/>
+            <wp:effectExtent l="0" t="0" r="3175" b="3810"/>
+            <wp:docPr id="81611418" name="그림 1"/>
+            <wp:cNvGraphicFramePr>
+              <a:graphicFrameLocks xmlns:a="http://schemas.openxmlformats.org/drawingml/2006/main" noChangeAspect="1"/>
+            </wp:cNvGraphicFramePr>
+            <a:graphic xmlns:a="http://schemas.openxmlformats.org/drawingml/2006/main">
+              <a:graphicData uri="http://schemas.openxmlformats.org/drawingml/2006/picture">
+                <pic:pic xmlns:pic="http://schemas.openxmlformats.org/drawingml/2006/picture">
+                  <pic:nvPicPr>
+                    <pic:cNvPr id="81611418" name=""/>
+                    <pic:cNvPicPr/>
+                  </pic:nvPicPr>
+                  <pic:blipFill rotWithShape="1">
+                    <a:blip r:embed="rId12"/>
+                    <a:srcRect l="23216" t="20531" r="39155" b="37552"/>
+                    <a:stretch>
+                      <a:fillRect/>
+                    </a:stretch>
+                  </pic:blipFill>
+                  <pic:spPr bwMode="auto">
+                    <a:xfrm>
+                      <a:off x="0" y="0"/>
+                      <a:ext cx="3549091" cy="2223797"/>
+                    </a:xfrm>
+                    <a:prstGeom prst="rect">
+                      <a:avLst/>
+                    </a:prstGeom>
+                    <a:ln>
+                      <a:noFill/>
+                    </a:ln>
+                    <a:extLst>
+                      <a:ext uri="{53640926-AAD7-44D8-BBD7-CCE9431645EC}">
+                        <a14:shadowObscured xmlns:a14="http://schemas.microsoft.com/office/drawing/2010/main"/>
+                      </a:ext>
+                    </a:extLst>
+                  </pic:spPr>
+                </pic:pic>
+              </a:graphicData>
+            </a:graphic>
+          </wp:inline>
+        </w:drawing>
       </w:r>
     </w:p>
     <w:p/>
     <w:p>
       <w:r>
-        <w:t>&lt;판매기&gt;</w:t>
+        <w:t>&lt;</w:t>
+      </w:r>
+      <w:r>
+        <w:rPr>
+          <w:rFonts w:hint="eastAsia"/>
+        </w:rPr>
+        <w:t>기능</w:t>
+      </w:r>
+      <w:r>
+        <w:t>&gt;</w:t>
       </w:r>
     </w:p>
     <w:p>
       <w:r>
-        <w:t>- 게임 '</w:t>
+        <w:t xml:space="preserve">- </w:t>
+      </w:r>
+      <w:r>
+        <w:rPr>
+          <w:rFonts w:hint="eastAsia"/>
+        </w:rPr>
+        <w:t xml:space="preserve">지정된 위치들 중 </w:t>
       </w:r>
       <w:proofErr w:type="spellStart"/>
       <w:r>
-        <w:t>데드</w:t>
+        <w:rPr>
+          <w:rFonts w:hint="eastAsia"/>
+        </w:rPr>
+        <w:t>랜덤한</w:t>
       </w:r>
       <w:proofErr w:type="spellEnd"/>
       <w:r>
-        <w:t xml:space="preserve"> 바이 </w:t>
-      </w:r>
-      <w:proofErr w:type="spellStart"/>
-      <w:r>
-        <w:t>데이라이트</w:t>
-      </w:r>
-      <w:proofErr w:type="spellEnd"/>
-      <w:r>
-        <w:t>'의 발전기처럼 내부 맵 곳곳에 정해진 개수만큼의 '판매기'</w:t>
-      </w:r>
-      <w:proofErr w:type="spellStart"/>
-      <w:r>
-        <w:t>를</w:t>
-      </w:r>
-      <w:proofErr w:type="spellEnd"/>
-      <w:r>
+        <w:rPr>
+          <w:rFonts w:hint="eastAsia"/>
+        </w:rPr>
         <w:t xml:space="preserve"> </w:t>
       </w:r>
-      <w:proofErr w:type="spellStart"/>
-      <w:r>
-        <w:rPr>
-          <w:rFonts w:hint="eastAsia"/>
-        </w:rPr>
-        <w:t>랜덤한</w:t>
-      </w:r>
-      <w:proofErr w:type="spellEnd"/>
-      <w:r>
-        <w:rPr>
-          <w:rFonts w:hint="eastAsia"/>
-        </w:rPr>
-        <w:t xml:space="preserve"> 위치에 </w:t>
-      </w:r>
-      <w:r>
-        <w:t>설치한다.</w:t>
-      </w:r>
-      <w:r>
-        <w:rPr>
-          <w:rFonts w:hint="eastAsia"/>
-        </w:rPr>
-        <w:t xml:space="preserve"> 단, 판매기는 한 큐브에 하나만 생성될 수 있다.</w:t>
+      <w:r>
+        <w:rPr>
+          <w:rFonts w:hint="eastAsia"/>
+        </w:rPr>
+        <w:t xml:space="preserve">위치에 </w:t>
+      </w:r>
+      <w:r>
+        <w:rPr>
+          <w:rFonts w:hint="eastAsia"/>
+        </w:rPr>
+        <w:t xml:space="preserve">난이도별 </w:t>
+      </w:r>
+      <w:r>
+        <w:t xml:space="preserve">개수만큼 </w:t>
+      </w:r>
+      <w:r>
+        <w:t>설치</w:t>
+      </w:r>
+      <w:r>
+        <w:rPr>
+          <w:rFonts w:hint="eastAsia"/>
+        </w:rPr>
+        <w:t>된</w:t>
+      </w:r>
+      <w:r>
+        <w:t>다.</w:t>
+      </w:r>
+      <w:r>
+        <w:rPr>
+          <w:rFonts w:hint="eastAsia"/>
+        </w:rPr>
+        <w:t xml:space="preserve"> </w:t>
+      </w:r>
+      <w:r>
+        <w:br/>
+      </w:r>
+      <w:r>
+        <w:rPr>
+          <w:rFonts w:hint="eastAsia"/>
+        </w:rPr>
+        <w:t xml:space="preserve">단, 한 큐브에 </w:t>
+      </w:r>
+      <w:r>
+        <w:rPr>
+          <w:rFonts w:hint="eastAsia"/>
+        </w:rPr>
+        <w:t>한 개의 자판기</w:t>
+      </w:r>
+      <w:r>
+        <w:rPr>
+          <w:rFonts w:hint="eastAsia"/>
+        </w:rPr>
+        <w:t>만 생성될 수 있다.</w:t>
       </w:r>
     </w:p>
     <w:p>
@@ -75,24 +1238,41 @@
         <w:rPr>
           <w:rFonts w:hint="eastAsia"/>
         </w:rPr>
-        <w:t>(***얇은 통로 같은 곳에</w:t>
-      </w:r>
-      <w:r>
-        <w:rPr>
-          <w:rFonts w:hint="eastAsia"/>
-        </w:rPr>
-        <w:t xml:space="preserve"> 생기면 이동이 불편할 것 같아서</w:t>
-      </w:r>
-      <w:r>
-        <w:rPr>
-          <w:rFonts w:hint="eastAsia"/>
-        </w:rPr>
-        <w:t xml:space="preserve"> 생성 위치를 제한해야 될 것 같음)</w:t>
+        <w:t>- 열린 상태의 판매기에만 판매할 수 있다.</w:t>
+      </w:r>
+      <w:r>
+        <w:rPr>
+          <w:rFonts w:hint="eastAsia"/>
+        </w:rPr>
+        <w:t xml:space="preserve"> 특수 </w:t>
+      </w:r>
+      <w:proofErr w:type="spellStart"/>
+      <w:r>
+        <w:rPr>
+          <w:rFonts w:hint="eastAsia"/>
+        </w:rPr>
+        <w:t>기믹</w:t>
+      </w:r>
+      <w:proofErr w:type="spellEnd"/>
+      <w:r>
+        <w:rPr>
+          <w:rFonts w:hint="eastAsia"/>
+        </w:rPr>
+        <w:t xml:space="preserve"> 판매기가 아니라면 열린 상태로 시작한다.</w:t>
       </w:r>
     </w:p>
     <w:p>
       <w:r>
-        <w:t>- 플레이어는 맵 내부에서 습득한 스크랩을 판매기에 판매할 수 있다.</w:t>
+        <w:t>- 스크랩</w:t>
+      </w:r>
+      <w:r>
+        <w:rPr>
+          <w:rFonts w:hint="eastAsia"/>
+        </w:rPr>
+        <w:t>만</w:t>
+      </w:r>
+      <w:r>
+        <w:t xml:space="preserve"> 판매할 수 있다.</w:t>
       </w:r>
     </w:p>
     <w:p>
@@ -100,87 +1280,956 @@
         <w:rPr>
           <w:rFonts w:hint="eastAsia"/>
         </w:rPr>
-        <w:t xml:space="preserve">- 플레이어가 판매기에 스크랩을 내려놓으면 3초 뒤 </w:t>
-      </w:r>
-      <w:proofErr w:type="spellStart"/>
-      <w:r>
-        <w:rPr>
-          <w:rFonts w:hint="eastAsia"/>
-        </w:rPr>
-        <w:t>크레딧으로</w:t>
-      </w:r>
-      <w:proofErr w:type="spellEnd"/>
-      <w:r>
-        <w:rPr>
-          <w:rFonts w:hint="eastAsia"/>
-        </w:rPr>
-        <w:t xml:space="preserve"> 전환되어 획득된다. (한 번 판매기에 놓으면 수거 불가능)</w:t>
+        <w:t>- 한 번 판매기에 놓은 스크랩은 다시 수거할 수 없다.</w:t>
       </w:r>
     </w:p>
     <w:p>
-      <w:r>
-        <w:t>- 판매기는 한 대 당 특정 금액 이상 판매하면 더이상 사용할 수 없다.</w:t>
+      <w:pPr>
+        <w:rPr>
+          <w:rFonts w:hint="eastAsia"/>
+        </w:rPr>
+      </w:pPr>
+      <w:r>
+        <w:rPr>
+          <w:rFonts w:hint="eastAsia"/>
+        </w:rPr>
+        <w:t>- 판매기에 스크랩을 내려놓</w:t>
+      </w:r>
+      <w:r>
+        <w:rPr>
+          <w:rFonts w:hint="eastAsia"/>
+        </w:rPr>
+        <w:t>고</w:t>
+      </w:r>
+      <w:r>
+        <w:rPr>
+          <w:rFonts w:hint="eastAsia"/>
+        </w:rPr>
+        <w:t xml:space="preserve"> </w:t>
+      </w:r>
+      <w:r>
+        <w:rPr>
+          <w:rFonts w:hint="eastAsia"/>
+        </w:rPr>
+        <w:t>판매하기(E)를 누르면</w:t>
+      </w:r>
+      <w:r>
+        <w:rPr>
+          <w:rFonts w:hint="eastAsia"/>
+        </w:rPr>
+        <w:t>,</w:t>
+      </w:r>
+      <w:r>
+        <w:rPr>
+          <w:rFonts w:hint="eastAsia"/>
+        </w:rPr>
+        <w:t xml:space="preserve"> </w:t>
+      </w:r>
+      <w:proofErr w:type="spellStart"/>
+      <w:r>
+        <w:rPr>
+          <w:rFonts w:hint="eastAsia"/>
+        </w:rPr>
+        <w:t>SellingMachine_bar</w:t>
+      </w:r>
+      <w:proofErr w:type="spellEnd"/>
+      <w:r>
+        <w:rPr>
+          <w:rFonts w:hint="eastAsia"/>
+        </w:rPr>
+        <w:t xml:space="preserve">가 올라가는 애니메이션이 나오고, </w:t>
+      </w:r>
+      <w:proofErr w:type="spellStart"/>
+      <w:r>
+        <w:rPr>
+          <w:rFonts w:hint="eastAsia"/>
+        </w:rPr>
+        <w:t>크레딧이</w:t>
+      </w:r>
+      <w:proofErr w:type="spellEnd"/>
+      <w:r>
+        <w:rPr>
+          <w:rFonts w:hint="eastAsia"/>
+        </w:rPr>
+        <w:t xml:space="preserve"> 획득된다.</w:t>
+      </w:r>
+      <w:r>
+        <w:rPr>
+          <w:rFonts w:hint="eastAsia"/>
+        </w:rPr>
+        <w:t xml:space="preserve"> </w:t>
+      </w:r>
+      <w:r>
+        <w:br/>
+      </w:r>
+      <w:r>
+        <w:rPr>
+          <w:rFonts w:hint="eastAsia"/>
+        </w:rPr>
+        <w:t xml:space="preserve">이후 </w:t>
+      </w:r>
+      <w:proofErr w:type="spellStart"/>
+      <w:r>
+        <w:rPr>
+          <w:rFonts w:hint="eastAsia"/>
+        </w:rPr>
+        <w:t>SellingMachine_bar</w:t>
+      </w:r>
+      <w:proofErr w:type="spellEnd"/>
+      <w:r>
+        <w:rPr>
+          <w:rFonts w:hint="eastAsia"/>
+        </w:rPr>
+        <w:t>가 내려가는 애니메이션이 나온 뒤, 다시 스크랩을 내려놓을 수 있게 된다</w:t>
+      </w:r>
+      <w:r>
+        <w:rPr>
+          <w:rFonts w:hint="eastAsia"/>
+        </w:rPr>
+        <w:t>.</w:t>
       </w:r>
     </w:p>
     <w:p>
-      <w:r>
-        <w:t>O</w:t>
-      </w:r>
-      <w:r>
-        <w:rPr>
-          <w:rFonts w:hint="eastAsia"/>
-        </w:rPr>
-        <w:t>r 특정 무게 이하로만 한 번에 판매할 수 있다..?</w:t>
+      <w:pPr>
+        <w:rPr>
+          <w:rFonts w:hint="eastAsia"/>
+        </w:rPr>
+      </w:pPr>
+      <w:r>
+        <w:lastRenderedPageBreak/>
+        <w:t xml:space="preserve">- </w:t>
+      </w:r>
+      <w:r>
+        <w:rPr>
+          <w:rFonts w:hint="eastAsia"/>
+        </w:rPr>
+        <w:t>매 판</w:t>
+      </w:r>
+      <w:r>
+        <w:rPr>
+          <w:rFonts w:hint="eastAsia"/>
+        </w:rPr>
+        <w:t xml:space="preserve"> </w:t>
+      </w:r>
+      <w:r>
+        <w:rPr>
+          <w:rFonts w:hint="eastAsia"/>
+        </w:rPr>
+        <w:t xml:space="preserve">한 </w:t>
+      </w:r>
+      <w:r>
+        <w:t>판매기</w:t>
+      </w:r>
+      <w:r>
+        <w:rPr>
+          <w:rFonts w:hint="eastAsia"/>
+        </w:rPr>
+        <w:t>에서</w:t>
+      </w:r>
+      <w:r>
+        <w:rPr>
+          <w:rFonts w:hint="eastAsia"/>
+        </w:rPr>
+        <w:t xml:space="preserve"> </w:t>
+      </w:r>
+      <w:r>
+        <w:rPr>
+          <w:rFonts w:hint="eastAsia"/>
+        </w:rPr>
+        <w:t>획득할 수 있는</w:t>
+      </w:r>
+      <w:r>
+        <w:rPr>
+          <w:rFonts w:hint="eastAsia"/>
+        </w:rPr>
+        <w:t xml:space="preserve"> 최대 금액이 정해</w:t>
+      </w:r>
+      <w:r>
+        <w:rPr>
+          <w:rFonts w:hint="eastAsia"/>
+        </w:rPr>
+        <w:t>지는데, 이는 해당 판의 모든 판매기가 동일하다</w:t>
+      </w:r>
+      <w:r>
+        <w:rPr>
+          <w:rFonts w:hint="eastAsia"/>
+        </w:rPr>
+        <w:t xml:space="preserve">. 금액은 </w:t>
+      </w:r>
+      <w:r>
+        <w:t>‘</w:t>
+      </w:r>
+      <w:r>
+        <w:rPr>
+          <w:rFonts w:hint="eastAsia"/>
+        </w:rPr>
+        <w:t>금액 제한 범위</w:t>
+      </w:r>
+      <w:r>
+        <w:t>’</w:t>
+      </w:r>
+      <w:r>
+        <w:rPr>
+          <w:rFonts w:hint="eastAsia"/>
+        </w:rPr>
+        <w:t xml:space="preserve"> 내에서 랜덤하게 정해진다.</w:t>
       </w:r>
     </w:p>
     <w:p>
-      <w:r>
-        <w:t xml:space="preserve">- 판매기 중 일부는 일정 시간이 지난 후 또는 일정 시간 동안만 사용할 수 있는 등의 특수한 </w:t>
+      <w:pPr>
+        <w:rPr>
+          <w:rFonts w:hint="eastAsia"/>
+        </w:rPr>
+      </w:pPr>
+      <w:r>
+        <w:rPr>
+          <w:rFonts w:hint="eastAsia"/>
+        </w:rPr>
+        <w:t xml:space="preserve">- </w:t>
+      </w:r>
+      <w:r>
+        <w:t>‘</w:t>
+      </w:r>
+      <w:r>
+        <w:rPr>
+          <w:rFonts w:hint="eastAsia"/>
+        </w:rPr>
+        <w:t>판매기 개수</w:t>
+      </w:r>
+      <w:r>
+        <w:t>’</w:t>
+      </w:r>
+      <w:r>
+        <w:rPr>
+          <w:rFonts w:hint="eastAsia"/>
+        </w:rPr>
+        <w:t xml:space="preserve"> 안에 </w:t>
+      </w:r>
+      <w:r>
+        <w:t>‘</w:t>
+      </w:r>
+      <w:r>
+        <w:rPr>
+          <w:rFonts w:hint="eastAsia"/>
+        </w:rPr>
+        <w:t xml:space="preserve">특수 </w:t>
       </w:r>
       <w:proofErr w:type="spellStart"/>
       <w:r>
-        <w:t>기믹이</w:t>
+        <w:rPr>
+          <w:rFonts w:hint="eastAsia"/>
+        </w:rPr>
+        <w:t>기믹</w:t>
       </w:r>
       <w:proofErr w:type="spellEnd"/>
       <w:r>
-        <w:t xml:space="preserve"> 있다. </w:t>
+        <w:rPr>
+          <w:rFonts w:hint="eastAsia"/>
+        </w:rPr>
+        <w:t xml:space="preserve"> 판매기 개수</w:t>
+      </w:r>
+      <w:r>
+        <w:t>’</w:t>
+      </w:r>
+      <w:r>
+        <w:rPr>
+          <w:rFonts w:hint="eastAsia"/>
+        </w:rPr>
+        <w:t>가 포함된다.</w:t>
+      </w:r>
+    </w:p>
+    <w:p/>
+    <w:tbl>
+      <w:tblPr>
+        <w:tblStyle w:val="ac"/>
+        <w:tblW w:w="0" w:type="auto"/>
+        <w:jc w:val="center"/>
+        <w:tblLook w:val="04A0" w:firstRow="1" w:lastRow="0" w:firstColumn="1" w:lastColumn="0" w:noHBand="0" w:noVBand="1"/>
+      </w:tblPr>
+      <w:tblGrid>
+        <w:gridCol w:w="2254"/>
+        <w:gridCol w:w="2254"/>
+        <w:gridCol w:w="2254"/>
+        <w:gridCol w:w="2254"/>
+      </w:tblGrid>
+      <w:tr>
+        <w:trPr>
+          <w:jc w:val="center"/>
+        </w:trPr>
+        <w:tc>
+          <w:tcPr>
+            <w:tcW w:w="2254" w:type="dxa"/>
+            <w:tcBorders>
+              <w:tl2br w:val="single" w:sz="4" w:space="0" w:color="auto"/>
+            </w:tcBorders>
+            <w:shd w:val="clear" w:color="auto" w:fill="D1D1D1" w:themeFill="background2" w:themeFillShade="E6"/>
+          </w:tcPr>
+          <w:p>
+            <w:pPr>
+              <w:jc w:val="center"/>
+              <w:rPr>
+                <w:rFonts w:hint="eastAsia"/>
+              </w:rPr>
+            </w:pPr>
+          </w:p>
+        </w:tc>
+        <w:tc>
+          <w:tcPr>
+            <w:tcW w:w="2254" w:type="dxa"/>
+            <w:shd w:val="clear" w:color="auto" w:fill="D1D1D1" w:themeFill="background2" w:themeFillShade="E6"/>
+          </w:tcPr>
+          <w:p>
+            <w:pPr>
+              <w:jc w:val="center"/>
+              <w:rPr>
+                <w:rFonts w:hint="eastAsia"/>
+              </w:rPr>
+            </w:pPr>
+            <w:r>
+              <w:rPr>
+                <w:rFonts w:hint="eastAsia"/>
+              </w:rPr>
+              <w:t>쉬움</w:t>
+            </w:r>
+          </w:p>
+        </w:tc>
+        <w:tc>
+          <w:tcPr>
+            <w:tcW w:w="2254" w:type="dxa"/>
+            <w:shd w:val="clear" w:color="auto" w:fill="D1D1D1" w:themeFill="background2" w:themeFillShade="E6"/>
+          </w:tcPr>
+          <w:p>
+            <w:pPr>
+              <w:jc w:val="center"/>
+              <w:rPr>
+                <w:rFonts w:hint="eastAsia"/>
+              </w:rPr>
+            </w:pPr>
+            <w:r>
+              <w:rPr>
+                <w:rFonts w:hint="eastAsia"/>
+              </w:rPr>
+              <w:t>보통</w:t>
+            </w:r>
+          </w:p>
+        </w:tc>
+        <w:tc>
+          <w:tcPr>
+            <w:tcW w:w="2254" w:type="dxa"/>
+            <w:shd w:val="clear" w:color="auto" w:fill="D1D1D1" w:themeFill="background2" w:themeFillShade="E6"/>
+          </w:tcPr>
+          <w:p>
+            <w:pPr>
+              <w:jc w:val="center"/>
+              <w:rPr>
+                <w:rFonts w:hint="eastAsia"/>
+              </w:rPr>
+            </w:pPr>
+            <w:r>
+              <w:rPr>
+                <w:rFonts w:hint="eastAsia"/>
+              </w:rPr>
+              <w:t>어려움</w:t>
+            </w:r>
+          </w:p>
+        </w:tc>
+      </w:tr>
+      <w:tr>
+        <w:trPr>
+          <w:jc w:val="center"/>
+        </w:trPr>
+        <w:tc>
+          <w:tcPr>
+            <w:tcW w:w="2254" w:type="dxa"/>
+            <w:shd w:val="clear" w:color="auto" w:fill="D1D1D1" w:themeFill="background2" w:themeFillShade="E6"/>
+          </w:tcPr>
+          <w:p>
+            <w:pPr>
+              <w:jc w:val="center"/>
+              <w:rPr>
+                <w:rFonts w:hint="eastAsia"/>
+                <w:b/>
+                <w:bCs/>
+              </w:rPr>
+            </w:pPr>
+            <w:r>
+              <w:rPr>
+                <w:rFonts w:hint="eastAsia"/>
+                <w:b/>
+                <w:bCs/>
+              </w:rPr>
+              <w:t>판매기 금액</w:t>
+            </w:r>
+            <w:r>
+              <w:rPr>
+                <w:rFonts w:hint="eastAsia"/>
+                <w:b/>
+                <w:bCs/>
+              </w:rPr>
+              <w:t>(CR)</w:t>
+            </w:r>
+            <w:r>
+              <w:rPr>
+                <w:rFonts w:hint="eastAsia"/>
+                <w:b/>
+                <w:bCs/>
+              </w:rPr>
+              <w:t xml:space="preserve"> 제한 범위</w:t>
+            </w:r>
+          </w:p>
+        </w:tc>
+        <w:tc>
+          <w:tcPr>
+            <w:tcW w:w="2254" w:type="dxa"/>
+          </w:tcPr>
+          <w:p>
+            <w:pPr>
+              <w:jc w:val="center"/>
+              <w:rPr>
+                <w:rFonts w:hint="eastAsia"/>
+              </w:rPr>
+            </w:pPr>
+            <w:r>
+              <w:rPr>
+                <w:rFonts w:hint="eastAsia"/>
+              </w:rPr>
+              <w:t>110~160</w:t>
+            </w:r>
+          </w:p>
+        </w:tc>
+        <w:tc>
+          <w:tcPr>
+            <w:tcW w:w="2254" w:type="dxa"/>
+          </w:tcPr>
+          <w:p>
+            <w:pPr>
+              <w:jc w:val="center"/>
+              <w:rPr>
+                <w:rFonts w:hint="eastAsia"/>
+              </w:rPr>
+            </w:pPr>
+            <w:r>
+              <w:rPr>
+                <w:rFonts w:hint="eastAsia"/>
+              </w:rPr>
+              <w:t>140~200</w:t>
+            </w:r>
+          </w:p>
+        </w:tc>
+        <w:tc>
+          <w:tcPr>
+            <w:tcW w:w="2254" w:type="dxa"/>
+          </w:tcPr>
+          <w:p>
+            <w:pPr>
+              <w:jc w:val="center"/>
+              <w:rPr>
+                <w:rFonts w:hint="eastAsia"/>
+              </w:rPr>
+            </w:pPr>
+            <w:r>
+              <w:rPr>
+                <w:rFonts w:hint="eastAsia"/>
+              </w:rPr>
+              <w:t>150~2</w:t>
+            </w:r>
+            <w:r>
+              <w:rPr>
+                <w:rFonts w:hint="eastAsia"/>
+              </w:rPr>
+              <w:t>3</w:t>
+            </w:r>
+            <w:r>
+              <w:rPr>
+                <w:rFonts w:hint="eastAsia"/>
+              </w:rPr>
+              <w:t>0</w:t>
+            </w:r>
+          </w:p>
+        </w:tc>
+      </w:tr>
+      <w:tr>
+        <w:trPr>
+          <w:jc w:val="center"/>
+        </w:trPr>
+        <w:tc>
+          <w:tcPr>
+            <w:tcW w:w="2254" w:type="dxa"/>
+            <w:shd w:val="clear" w:color="auto" w:fill="D1D1D1" w:themeFill="background2" w:themeFillShade="E6"/>
+          </w:tcPr>
+          <w:p>
+            <w:pPr>
+              <w:jc w:val="center"/>
+              <w:rPr>
+                <w:rFonts w:hint="eastAsia"/>
+                <w:b/>
+                <w:bCs/>
+              </w:rPr>
+            </w:pPr>
+            <w:r>
+              <w:rPr>
+                <w:rFonts w:hint="eastAsia"/>
+                <w:b/>
+                <w:bCs/>
+              </w:rPr>
+              <w:t>판매기 개수</w:t>
+            </w:r>
+          </w:p>
+        </w:tc>
+        <w:tc>
+          <w:tcPr>
+            <w:tcW w:w="2254" w:type="dxa"/>
+          </w:tcPr>
+          <w:p>
+            <w:pPr>
+              <w:jc w:val="center"/>
+              <w:rPr>
+                <w:rFonts w:hint="eastAsia"/>
+              </w:rPr>
+            </w:pPr>
+            <w:r>
+              <w:rPr>
+                <w:rFonts w:hint="eastAsia"/>
+              </w:rPr>
+              <w:t>6</w:t>
+            </w:r>
+          </w:p>
+        </w:tc>
+        <w:tc>
+          <w:tcPr>
+            <w:tcW w:w="2254" w:type="dxa"/>
+          </w:tcPr>
+          <w:p>
+            <w:pPr>
+              <w:jc w:val="center"/>
+              <w:rPr>
+                <w:rFonts w:hint="eastAsia"/>
+              </w:rPr>
+            </w:pPr>
+            <w:r>
+              <w:rPr>
+                <w:rFonts w:hint="eastAsia"/>
+              </w:rPr>
+              <w:t>6</w:t>
+            </w:r>
+          </w:p>
+        </w:tc>
+        <w:tc>
+          <w:tcPr>
+            <w:tcW w:w="2254" w:type="dxa"/>
+          </w:tcPr>
+          <w:p>
+            <w:pPr>
+              <w:jc w:val="center"/>
+              <w:rPr>
+                <w:rFonts w:hint="eastAsia"/>
+              </w:rPr>
+            </w:pPr>
+            <w:r>
+              <w:rPr>
+                <w:rFonts w:hint="eastAsia"/>
+              </w:rPr>
+              <w:t>5</w:t>
+            </w:r>
+          </w:p>
+        </w:tc>
+      </w:tr>
+      <w:tr>
+        <w:trPr>
+          <w:jc w:val="center"/>
+        </w:trPr>
+        <w:tc>
+          <w:tcPr>
+            <w:tcW w:w="2254" w:type="dxa"/>
+            <w:shd w:val="clear" w:color="auto" w:fill="D1D1D1" w:themeFill="background2" w:themeFillShade="E6"/>
+          </w:tcPr>
+          <w:p>
+            <w:pPr>
+              <w:jc w:val="center"/>
+              <w:rPr>
+                <w:rFonts w:hint="eastAsia"/>
+                <w:b/>
+                <w:bCs/>
+              </w:rPr>
+            </w:pPr>
+            <w:r>
+              <w:rPr>
+                <w:rFonts w:hint="eastAsia"/>
+                <w:b/>
+                <w:bCs/>
+              </w:rPr>
+              <w:t xml:space="preserve">특수 </w:t>
+            </w:r>
+            <w:proofErr w:type="spellStart"/>
+            <w:r>
+              <w:rPr>
+                <w:rFonts w:hint="eastAsia"/>
+                <w:b/>
+                <w:bCs/>
+              </w:rPr>
+              <w:t>기믹</w:t>
+            </w:r>
+            <w:proofErr w:type="spellEnd"/>
+            <w:r>
+              <w:rPr>
+                <w:rFonts w:hint="eastAsia"/>
+                <w:b/>
+                <w:bCs/>
+              </w:rPr>
+              <w:t xml:space="preserve"> 판매기 개수</w:t>
+            </w:r>
+          </w:p>
+        </w:tc>
+        <w:tc>
+          <w:tcPr>
+            <w:tcW w:w="2254" w:type="dxa"/>
+          </w:tcPr>
+          <w:p>
+            <w:pPr>
+              <w:jc w:val="center"/>
+              <w:rPr>
+                <w:rFonts w:hint="eastAsia"/>
+              </w:rPr>
+            </w:pPr>
+            <w:r>
+              <w:rPr>
+                <w:rFonts w:hint="eastAsia"/>
+              </w:rPr>
+              <w:t>0</w:t>
+            </w:r>
+          </w:p>
+        </w:tc>
+        <w:tc>
+          <w:tcPr>
+            <w:tcW w:w="2254" w:type="dxa"/>
+          </w:tcPr>
+          <w:p>
+            <w:pPr>
+              <w:jc w:val="center"/>
+              <w:rPr>
+                <w:rFonts w:hint="eastAsia"/>
+              </w:rPr>
+            </w:pPr>
+            <w:r>
+              <w:rPr>
+                <w:rFonts w:hint="eastAsia"/>
+              </w:rPr>
+              <w:t>1</w:t>
+            </w:r>
+          </w:p>
+        </w:tc>
+        <w:tc>
+          <w:tcPr>
+            <w:tcW w:w="2254" w:type="dxa"/>
+          </w:tcPr>
+          <w:p>
+            <w:pPr>
+              <w:jc w:val="center"/>
+              <w:rPr>
+                <w:rFonts w:hint="eastAsia"/>
+              </w:rPr>
+            </w:pPr>
+            <w:r>
+              <w:rPr>
+                <w:rFonts w:hint="eastAsia"/>
+              </w:rPr>
+              <w:t>2</w:t>
+            </w:r>
+          </w:p>
+        </w:tc>
+      </w:tr>
+    </w:tbl>
+    <w:p/>
+    <w:p>
+      <w:pPr>
+        <w:rPr>
+          <w:rFonts w:hint="eastAsia"/>
+        </w:rPr>
+      </w:pPr>
+      <w:r>
+        <w:rPr>
+          <w:rFonts w:hint="eastAsia"/>
+        </w:rPr>
+        <w:t>- 금액 제한 추가 설명: 어떤 판의 판매기들의 금액 제한이 160 CR이라면, 판매기에 내려놓아진 스크랩</w:t>
+      </w:r>
+      <w:r>
+        <w:rPr>
+          <w:rFonts w:hint="eastAsia"/>
+        </w:rPr>
+        <w:t>들</w:t>
+      </w:r>
+      <w:r>
+        <w:rPr>
+          <w:rFonts w:hint="eastAsia"/>
+        </w:rPr>
+        <w:t xml:space="preserve">의 금액이 160CR 이상이 된 이후로 </w:t>
+      </w:r>
+      <w:r>
+        <w:rPr>
+          <w:rFonts w:hint="eastAsia"/>
+        </w:rPr>
+        <w:t>닫힌 상태가 된</w:t>
+      </w:r>
+      <w:r>
+        <w:rPr>
+          <w:rFonts w:hint="eastAsia"/>
+        </w:rPr>
+        <w:t xml:space="preserve">다. </w:t>
+      </w:r>
+      <w:r>
+        <w:rPr>
+          <w:rFonts w:hint="eastAsia"/>
+        </w:rPr>
+        <w:t>단, 스크랩 하나가 제한 금액 이상인 경우에는 해당 스크랩만 올려놓을 수 있다.</w:t>
+      </w:r>
+      <w:r>
+        <w:br/>
+      </w:r>
+      <w:r>
+        <w:rPr>
+          <w:rFonts w:hint="eastAsia"/>
+        </w:rPr>
+        <w:t>(ex. 200CR의 금괴</w:t>
+      </w:r>
+      <w:r>
+        <w:rPr>
+          <w:rFonts w:hint="eastAsia"/>
+        </w:rPr>
+        <w:t>만</w:t>
+      </w:r>
+      <w:r>
+        <w:rPr>
+          <w:rFonts w:hint="eastAsia"/>
+        </w:rPr>
+        <w:t xml:space="preserve"> 팔기: 가능</w:t>
+      </w:r>
+      <w:r>
+        <w:rPr>
+          <w:rFonts w:hint="eastAsia"/>
+        </w:rPr>
+        <w:t>)</w:t>
+      </w:r>
+      <w:r>
+        <w:br/>
+      </w:r>
+      <w:r>
+        <w:rPr>
+          <w:rFonts w:hint="eastAsia"/>
+        </w:rPr>
+        <w:t>(ex.</w:t>
+      </w:r>
+      <w:r>
+        <w:rPr>
+          <w:rFonts w:hint="eastAsia"/>
+        </w:rPr>
+        <w:t xml:space="preserve"> 금괴</w:t>
+      </w:r>
+      <w:r>
+        <w:rPr>
+          <w:rFonts w:hint="eastAsia"/>
+        </w:rPr>
+        <w:t xml:space="preserve">하고 10CR짜리 통조림 캔 </w:t>
+      </w:r>
+      <w:r>
+        <w:rPr>
+          <w:rFonts w:hint="eastAsia"/>
+        </w:rPr>
+        <w:t>팔기: 불가능.)</w:t>
+      </w:r>
+      <w:r>
+        <w:br/>
+      </w:r>
+      <w:r>
+        <w:rPr>
+          <w:rFonts w:hint="eastAsia"/>
+        </w:rPr>
+        <w:t xml:space="preserve">(ex. </w:t>
+      </w:r>
+      <w:r>
+        <w:rPr>
+          <w:rFonts w:hint="eastAsia"/>
+        </w:rPr>
+        <w:t>7</w:t>
+      </w:r>
+      <w:r>
+        <w:rPr>
+          <w:rFonts w:hint="eastAsia"/>
+        </w:rPr>
+        <w:t>0CR짜리 3개</w:t>
+      </w:r>
+      <w:r>
+        <w:rPr>
+          <w:rFonts w:hint="eastAsia"/>
+        </w:rPr>
+        <w:t xml:space="preserve"> </w:t>
+      </w:r>
+      <w:r>
+        <w:rPr>
+          <w:rFonts w:hint="eastAsia"/>
+        </w:rPr>
+        <w:t>팔기</w:t>
+      </w:r>
+      <w:r>
+        <w:rPr>
+          <w:rFonts w:hint="eastAsia"/>
+        </w:rPr>
+        <w:t>:</w:t>
+      </w:r>
+      <w:r>
+        <w:rPr>
+          <w:rFonts w:hint="eastAsia"/>
+        </w:rPr>
+        <w:t xml:space="preserve"> 불가능)</w:t>
+      </w:r>
+    </w:p>
+    <w:p>
+      <w:pPr>
+        <w:rPr>
+          <w:rFonts w:hint="eastAsia"/>
+        </w:rPr>
+      </w:pPr>
+    </w:p>
+    <w:p>
+      <w:r>
+        <w:rPr>
+          <w:rFonts w:hint="eastAsia"/>
+        </w:rPr>
+        <w:t xml:space="preserve">&lt;특수 </w:t>
       </w:r>
       <w:proofErr w:type="spellStart"/>
       <w:r>
-        <w:t>기믹이</w:t>
+        <w:rPr>
+          <w:rFonts w:hint="eastAsia"/>
+        </w:rPr>
+        <w:t>기믹</w:t>
       </w:r>
       <w:proofErr w:type="spellEnd"/>
       <w:r>
-        <w:t xml:space="preserve"> 있는 판매기</w:t>
-      </w:r>
-      <w:r>
-        <w:rPr>
-          <w:rFonts w:hint="eastAsia"/>
+        <w:rPr>
+          <w:rFonts w:hint="eastAsia"/>
+        </w:rPr>
+        <w:t xml:space="preserve"> 판매기&gt;</w:t>
+      </w:r>
+    </w:p>
+    <w:p>
+      <w:pPr>
+        <w:rPr>
+          <w:rFonts w:hint="eastAsia"/>
+        </w:rPr>
+      </w:pPr>
+      <w:r>
+        <w:rPr>
+          <w:rFonts w:hint="eastAsia"/>
+        </w:rPr>
+        <w:t xml:space="preserve">- </w:t>
+      </w:r>
+      <w:r>
+        <w:rPr>
+          <w:rFonts w:hint="eastAsia"/>
+        </w:rPr>
+        <w:t>판매기가 게임 시작하고 일정 시간</w:t>
+      </w:r>
+      <w:r>
+        <w:rPr>
+          <w:rFonts w:hint="eastAsia"/>
+        </w:rPr>
+        <w:t>(200s))</w:t>
+      </w:r>
+      <w:r>
+        <w:rPr>
+          <w:rFonts w:hint="eastAsia"/>
+        </w:rPr>
+        <w:t>이 지나야 열린 상태가 됨</w:t>
+      </w:r>
+    </w:p>
+    <w:p>
+      <w:pPr>
+        <w:rPr>
+          <w:b/>
+          <w:bCs/>
+        </w:rPr>
+      </w:pPr>
+      <w:r>
+        <w:t xml:space="preserve">- </w:t>
+      </w:r>
+      <w:r>
+        <w:rPr>
+          <w:rFonts w:hint="eastAsia"/>
+          <w:b/>
+          <w:bCs/>
+        </w:rPr>
+        <w:t xml:space="preserve">특수 </w:t>
+      </w:r>
+      <w:proofErr w:type="spellStart"/>
+      <w:r>
+        <w:rPr>
+          <w:rFonts w:hint="eastAsia"/>
+          <w:b/>
+          <w:bCs/>
+        </w:rPr>
+        <w:t>기믹</w:t>
+      </w:r>
+      <w:proofErr w:type="spellEnd"/>
+      <w:r>
+        <w:rPr>
+          <w:rFonts w:hint="eastAsia"/>
+          <w:b/>
+          <w:bCs/>
+        </w:rPr>
+        <w:t xml:space="preserve"> </w:t>
+      </w:r>
+      <w:r>
+        <w:rPr>
+          <w:b/>
+          <w:bCs/>
+        </w:rPr>
+        <w:t>판매기</w:t>
+      </w:r>
+      <w:r>
+        <w:rPr>
+          <w:rFonts w:hint="eastAsia"/>
+          <w:b/>
+          <w:bCs/>
         </w:rPr>
         <w:t>에</w:t>
       </w:r>
       <w:r>
+        <w:rPr>
+          <w:b/>
+          <w:bCs/>
+        </w:rPr>
         <w:t xml:space="preserve"> 판매 시 </w:t>
       </w:r>
       <w:proofErr w:type="spellStart"/>
       <w:r>
+        <w:rPr>
+          <w:b/>
+          <w:bCs/>
+        </w:rPr>
         <w:t>크레딧을</w:t>
       </w:r>
       <w:proofErr w:type="spellEnd"/>
       <w:r>
+        <w:rPr>
+          <w:b/>
+          <w:bCs/>
+        </w:rPr>
         <w:t xml:space="preserve"> </w:t>
       </w:r>
       <w:r>
         <w:rPr>
           <w:rFonts w:hint="eastAsia"/>
-        </w:rPr>
-        <w:t>7</w:t>
-      </w:r>
-      <w:r>
-        <w:t>%</w:t>
-      </w:r>
-      <w:r>
-        <w:t xml:space="preserve"> 추가로 제공한다.</w:t>
+          <w:b/>
+          <w:bCs/>
+        </w:rPr>
+        <w:t>5</w:t>
+      </w:r>
+      <w:r>
+        <w:rPr>
+          <w:b/>
+          <w:bCs/>
+        </w:rPr>
+        <w:t>% 추가로 제공한다.</w:t>
       </w:r>
     </w:p>
     <w:p/>
@@ -1378,7 +3427,82 @@
     <w:uiPriority w:val="99"/>
     <w:rsid w:val="00E0130E"/>
   </w:style>
+  <w:style w:type="table" w:styleId="ac">
+    <w:name w:val="Table Grid"/>
+    <w:basedOn w:val="a1"/>
+    <w:uiPriority w:val="39"/>
+    <w:rsid w:val="00EA4F84"/>
+    <w:pPr>
+      <w:spacing w:after="0"/>
+    </w:pPr>
+    <w:tblPr>
+      <w:tblBorders>
+        <w:top w:val="single" w:sz="4" w:space="0" w:color="auto"/>
+        <w:left w:val="single" w:sz="4" w:space="0" w:color="auto"/>
+        <w:bottom w:val="single" w:sz="4" w:space="0" w:color="auto"/>
+        <w:right w:val="single" w:sz="4" w:space="0" w:color="auto"/>
+        <w:insideH w:val="single" w:sz="4" w:space="0" w:color="auto"/>
+        <w:insideV w:val="single" w:sz="4" w:space="0" w:color="auto"/>
+      </w:tblBorders>
+    </w:tblPr>
+  </w:style>
 </w:styles>
+</file>
+
+<file path=word/ink/ink1.xml><?xml version="1.0" encoding="utf-8"?>
+<inkml:ink xmlns:inkml="http://www.w3.org/2003/InkML">
+  <inkml:definitions>
+    <inkml:context xml:id="ctx0">
+      <inkml:inkSource xml:id="inkSrc0">
+        <inkml:traceFormat>
+          <inkml:channel name="X" type="integer" min="-2.14748E9" max="2.14748E9" units="cm"/>
+          <inkml:channel name="Y" type="integer" min="-2.14748E9" max="2.14748E9" units="cm"/>
+          <inkml:channel name="F" type="integer" max="32767" units="dev"/>
+        </inkml:traceFormat>
+        <inkml:channelProperties>
+          <inkml:channelProperty channel="X" name="resolution" value="1000" units="1/cm"/>
+          <inkml:channelProperty channel="Y" name="resolution" value="1000" units="1/cm"/>
+          <inkml:channelProperty channel="F" name="resolution" value="0" units="1/dev"/>
+        </inkml:channelProperties>
+      </inkml:inkSource>
+      <inkml:timestamp xml:id="ts0" timeString="2026-05-15T19:19:56.974"/>
+    </inkml:context>
+    <inkml:brush xml:id="br0">
+      <inkml:brushProperty name="width" value="0.05" units="cm"/>
+      <inkml:brushProperty name="height" value="0.05" units="cm"/>
+      <inkml:brushProperty name="color" value="#E71224"/>
+    </inkml:brush>
+  </inkml:definitions>
+  <inkml:trace contextRef="#ctx0" brushRef="#br0">1 0 24427,'1327'1232'0</inkml:trace>
+</inkml:ink>
+</file>
+
+<file path=word/ink/ink2.xml><?xml version="1.0" encoding="utf-8"?>
+<inkml:ink xmlns:inkml="http://www.w3.org/2003/InkML">
+  <inkml:definitions>
+    <inkml:context xml:id="ctx0">
+      <inkml:inkSource xml:id="inkSrc0">
+        <inkml:traceFormat>
+          <inkml:channel name="X" type="integer" min="-2.14748E9" max="2.14748E9" units="cm"/>
+          <inkml:channel name="Y" type="integer" min="-2.14748E9" max="2.14748E9" units="cm"/>
+          <inkml:channel name="F" type="integer" max="32767" units="dev"/>
+        </inkml:traceFormat>
+        <inkml:channelProperties>
+          <inkml:channelProperty channel="X" name="resolution" value="1000" units="1/cm"/>
+          <inkml:channelProperty channel="Y" name="resolution" value="1000" units="1/cm"/>
+          <inkml:channelProperty channel="F" name="resolution" value="0" units="1/dev"/>
+        </inkml:channelProperties>
+      </inkml:inkSource>
+      <inkml:timestamp xml:id="ts0" timeString="2026-05-15T19:19:39.511"/>
+    </inkml:context>
+    <inkml:brush xml:id="br0">
+      <inkml:brushProperty name="width" value="0.05" units="cm"/>
+      <inkml:brushProperty name="height" value="0.05" units="cm"/>
+      <inkml:brushProperty name="color" value="#33CCFF"/>
+    </inkml:brush>
+  </inkml:definitions>
+  <inkml:trace contextRef="#ctx0" brushRef="#br0">0 1460 24343,'1915'-1459'0</inkml:trace>
+</inkml:ink>
 </file>
 
 <file path=word/theme/theme1.xml><?xml version="1.0" encoding="utf-8"?>
